--- a/files/CV.docx
+++ b/files/CV.docx
@@ -1,6 +1,6 @@
 
 <file path=word/document.xml><?xml version="1.0" encoding="utf-8"?>
-<w:document xmlns:wpc="http://schemas.microsoft.com/office/word/2010/wordprocessingCanvas" xmlns:cx="http://schemas.microsoft.com/office/drawing/2014/chartex" xmlns:cx1="http://schemas.microsoft.com/office/drawing/2015/9/8/chartex" xmlns:cx2="http://schemas.microsoft.com/office/drawing/2015/10/21/chartex" xmlns:cx3="http://schemas.microsoft.com/office/drawing/2016/5/9/chartex" xmlns:cx4="http://schemas.microsoft.com/office/drawing/2016/5/10/chartex" xmlns:cx5="http://schemas.microsoft.com/office/drawing/2016/5/11/chartex" xmlns:cx6="http://schemas.microsoft.com/office/drawing/2016/5/12/chartex" xmlns:cx7="http://schemas.microsoft.com/office/drawing/2016/5/13/chartex" xmlns:cx8="http://schemas.microsoft.com/office/drawing/2016/5/14/chartex" xmlns:mc="http://schemas.openxmlformats.org/markup-compatibility/2006" xmlns:aink="http://schemas.microsoft.com/office/drawing/2016/ink" xmlns:am3d="http://schemas.microsoft.com/office/drawing/2017/model3d" xmlns:o="urn:schemas-microsoft-com:office:office" xmlns:oel="http://schemas.microsoft.com/office/2019/extlst" xmlns:r="http://schemas.openxmlformats.org/officeDocument/2006/relationships" xmlns:m="http://schemas.openxmlformats.org/officeDocument/2006/math" xmlns:v="urn:schemas-microsoft-com:vml" xmlns:wp14="http://schemas.microsoft.com/office/word/2010/wordprocessingDrawing" xmlns:wp="http://schemas.openxmlformats.org/drawingml/2006/wordprocessingDrawing" xmlns:w10="urn:schemas-microsoft-com:office:word" xmlns:w="http://schemas.openxmlformats.org/wordprocessingml/2006/main" xmlns:w14="http://schemas.microsoft.com/office/word/2010/wordml" xmlns:w15="http://schemas.microsoft.com/office/word/2012/wordml" xmlns:w16cex="http://schemas.microsoft.com/office/word/2018/wordml/cex" xmlns:w16cid="http://schemas.microsoft.com/office/word/2016/wordml/cid" xmlns:w16="http://schemas.microsoft.com/office/word/2018/wordml" xmlns:w16du="http://schemas.microsoft.com/office/word/2023/wordml/word16du" xmlns:w16sdtdh="http://schemas.microsoft.com/office/word/2020/wordml/sdtdatahash" xmlns:w16se="http://schemas.microsoft.com/office/word/2015/wordml/symex" xmlns:wpg="http://schemas.microsoft.com/office/word/2010/wordprocessingGroup" xmlns:wpi="http://schemas.microsoft.com/office/word/2010/wordprocessingInk" xmlns:wne="http://schemas.microsoft.com/office/word/2006/wordml" xmlns:wps="http://schemas.microsoft.com/office/word/2010/wordprocessingShape" mc:Ignorable="w14 w15 w16se w16cid w16 w16cex w16sdtdh w16du wp14">
+<w:document xmlns:wpc="http://schemas.microsoft.com/office/word/2010/wordprocessingCanvas" xmlns:cx="http://schemas.microsoft.com/office/drawing/2014/chartex" xmlns:cx1="http://schemas.microsoft.com/office/drawing/2015/9/8/chartex" xmlns:cx2="http://schemas.microsoft.com/office/drawing/2015/10/21/chartex" xmlns:cx3="http://schemas.microsoft.com/office/drawing/2016/5/9/chartex" xmlns:cx4="http://schemas.microsoft.com/office/drawing/2016/5/10/chartex" xmlns:cx5="http://schemas.microsoft.com/office/drawing/2016/5/11/chartex" xmlns:cx6="http://schemas.microsoft.com/office/drawing/2016/5/12/chartex" xmlns:cx7="http://schemas.microsoft.com/office/drawing/2016/5/13/chartex" xmlns:cx8="http://schemas.microsoft.com/office/drawing/2016/5/14/chartex" xmlns:mc="http://schemas.openxmlformats.org/markup-compatibility/2006" xmlns:aink="http://schemas.microsoft.com/office/drawing/2016/ink" xmlns:am3d="http://schemas.microsoft.com/office/drawing/2017/model3d" xmlns:o="urn:schemas-microsoft-com:office:office" xmlns:oel="http://schemas.microsoft.com/office/2019/extlst" xmlns:r="http://schemas.openxmlformats.org/officeDocument/2006/relationships" xmlns:m="http://schemas.openxmlformats.org/officeDocument/2006/math" xmlns:v="urn:schemas-microsoft-com:vml" xmlns:wp14="http://schemas.microsoft.com/office/word/2010/wordprocessingDrawing" xmlns:wp="http://schemas.openxmlformats.org/drawingml/2006/wordprocessingDrawing" xmlns:w10="urn:schemas-microsoft-com:office:word" xmlns:w="http://schemas.openxmlformats.org/wordprocessingml/2006/main" xmlns:w14="http://schemas.microsoft.com/office/word/2010/wordml" xmlns:w15="http://schemas.microsoft.com/office/word/2012/wordml" xmlns:w16cex="http://schemas.microsoft.com/office/word/2018/wordml/cex" xmlns:w16cid="http://schemas.microsoft.com/office/word/2016/wordml/cid" xmlns:w16="http://schemas.microsoft.com/office/word/2018/wordml" xmlns:w16du="http://schemas.microsoft.com/office/word/2023/wordml/word16du" xmlns:w16sdtdh="http://schemas.microsoft.com/office/word/2020/wordml/sdtdatahash" xmlns:w16sdtfl="http://schemas.microsoft.com/office/word/2024/wordml/sdtformatlock" xmlns:w16se="http://schemas.microsoft.com/office/word/2015/wordml/symex" xmlns:wpg="http://schemas.microsoft.com/office/word/2010/wordprocessingGroup" xmlns:wpi="http://schemas.microsoft.com/office/word/2010/wordprocessingInk" xmlns:wne="http://schemas.microsoft.com/office/word/2006/wordml" xmlns:wps="http://schemas.microsoft.com/office/word/2010/wordprocessingShape" mc:Ignorable="w14 w15 w16se w16cid w16 w16cex w16sdtdh w16sdtfl w16du wp14">
   <w:body>
     <w:p>
       <w:pPr>
@@ -333,6 +333,105 @@
         </w:tabs>
         <w:rPr>
           <w:rFonts w:ascii="Georgia" w:hAnsi="Georgia" w:cstheme="minorHAnsi"/>
+          <w:b/>
+        </w:rPr>
+      </w:pPr>
+      <w:r>
+        <w:rPr>
+          <w:rFonts w:ascii="Georgia" w:hAnsi="Georgia" w:cstheme="minorHAnsi"/>
+          <w:b/>
+        </w:rPr>
+        <w:t>Yale Planetary Solutions Fellowship</w:t>
+      </w:r>
+      <w:r>
+        <w:rPr>
+          <w:rFonts w:ascii="Georgia" w:hAnsi="Georgia" w:cstheme="minorHAnsi"/>
+          <w:b/>
+        </w:rPr>
+        <w:tab/>
+      </w:r>
+      <w:r>
+        <w:rPr>
+          <w:rFonts w:ascii="Georgia" w:hAnsi="Georgia" w:cstheme="minorHAnsi"/>
+          <w:bCs/>
+        </w:rPr>
+        <w:t>2026</w:t>
+      </w:r>
+      <w:r>
+        <w:rPr>
+          <w:rFonts w:ascii="Georgia" w:hAnsi="Georgia" w:cstheme="minorHAnsi"/>
+          <w:bCs/>
+        </w:rPr>
+        <w:t xml:space="preserve"> – </w:t>
+      </w:r>
+      <w:r>
+        <w:rPr>
+          <w:rFonts w:ascii="Georgia" w:hAnsi="Georgia" w:cstheme="minorHAnsi"/>
+          <w:bCs/>
+        </w:rPr>
+        <w:t>2028</w:t>
+      </w:r>
+    </w:p>
+    <w:p>
+      <w:pPr>
+        <w:tabs>
+          <w:tab w:val="right" w:pos="9356"/>
+        </w:tabs>
+        <w:rPr>
+          <w:rFonts w:ascii="Georgia" w:hAnsi="Georgia" w:cstheme="minorHAnsi"/>
+          <w:b/>
+        </w:rPr>
+      </w:pPr>
+      <w:r>
+        <w:rPr>
+          <w:rFonts w:ascii="Georgia" w:hAnsi="Georgia" w:cstheme="minorHAnsi"/>
+          <w:b/>
+        </w:rPr>
+        <w:t>Yale Institute for Biospheric Studies Early Grant</w:t>
+      </w:r>
+      <w:r>
+        <w:rPr>
+          <w:rFonts w:ascii="Georgia" w:hAnsi="Georgia" w:cstheme="minorHAnsi"/>
+          <w:b/>
+        </w:rPr>
+        <w:tab/>
+      </w:r>
+      <w:r>
+        <w:rPr>
+          <w:rFonts w:ascii="Georgia" w:hAnsi="Georgia" w:cstheme="minorHAnsi"/>
+          <w:bCs/>
+        </w:rPr>
+        <w:t>20</w:t>
+      </w:r>
+      <w:r>
+        <w:rPr>
+          <w:rFonts w:ascii="Georgia" w:hAnsi="Georgia" w:cstheme="minorHAnsi"/>
+          <w:bCs/>
+        </w:rPr>
+        <w:t>26</w:t>
+      </w:r>
+      <w:r>
+        <w:rPr>
+          <w:rFonts w:ascii="Georgia" w:hAnsi="Georgia" w:cstheme="minorHAnsi"/>
+          <w:bCs/>
+        </w:rPr>
+        <w:t xml:space="preserve"> – </w:t>
+      </w:r>
+      <w:r>
+        <w:rPr>
+          <w:rFonts w:ascii="Georgia" w:hAnsi="Georgia" w:cstheme="minorHAnsi"/>
+          <w:bCs/>
+        </w:rPr>
+        <w:t>2027</w:t>
+      </w:r>
+    </w:p>
+    <w:p>
+      <w:pPr>
+        <w:tabs>
+          <w:tab w:val="right" w:pos="9356"/>
+        </w:tabs>
+        <w:rPr>
+          <w:rFonts w:ascii="Georgia" w:hAnsi="Georgia" w:cstheme="minorHAnsi"/>
           <w:bCs/>
         </w:rPr>
       </w:pPr>
@@ -1037,19 +1136,37 @@
         <w:rPr>
           <w:rFonts w:ascii="Georgia" w:hAnsi="Georgia"/>
         </w:rPr>
-        <w:t xml:space="preserve">Environmental </w:t>
+        <w:t>Environmental</w:t>
       </w:r>
       <w:r>
         <w:rPr>
           <w:rFonts w:ascii="Georgia" w:hAnsi="Georgia"/>
         </w:rPr>
+        <w:t>/Public</w:t>
+      </w:r>
+      <w:r>
+        <w:rPr>
+          <w:rFonts w:ascii="Georgia" w:hAnsi="Georgia"/>
+        </w:rPr>
+        <w:t xml:space="preserve"> </w:t>
+      </w:r>
+      <w:r>
+        <w:rPr>
+          <w:rFonts w:ascii="Georgia" w:hAnsi="Georgia"/>
+        </w:rPr>
         <w:t xml:space="preserve">Economics, </w:t>
       </w:r>
       <w:r>
         <w:rPr>
           <w:rFonts w:ascii="Georgia" w:hAnsi="Georgia"/>
         </w:rPr>
-        <w:t>Public Economics, Industrial Organization</w:t>
+        <w:t>Trade</w:t>
+      </w:r>
+      <w:r>
+        <w:rPr>
+          <w:rFonts w:ascii="Georgia" w:hAnsi="Georgia"/>
+        </w:rPr>
+        <w:t>, Industrial Organization</w:t>
       </w:r>
     </w:p>
     <w:p>
@@ -1061,20 +1178,26 @@
           <w:rFonts w:ascii="Georgia" w:hAnsi="Georgia"/>
         </w:rPr>
       </w:pPr>
-      <w:r>
+    </w:p>
+    <w:p>
+      <w:pPr>
+        <w:tabs>
+          <w:tab w:val="right" w:pos="10773"/>
+        </w:tabs>
         <w:rPr>
           <w:rFonts w:ascii="Georgia" w:hAnsi="Georgia"/>
-          <w:b/>
-          <w:bCs/>
-        </w:rPr>
-        <w:t>Secondary:</w:t>
-      </w:r>
-      <w:r>
+        </w:rPr>
+      </w:pPr>
+    </w:p>
+    <w:p>
+      <w:pPr>
+        <w:tabs>
+          <w:tab w:val="right" w:pos="10773"/>
+        </w:tabs>
         <w:rPr>
           <w:rFonts w:ascii="Georgia" w:hAnsi="Georgia"/>
         </w:rPr>
-        <w:t xml:space="preserve"> Health Economics</w:t>
-      </w:r>
+      </w:pPr>
     </w:p>
     <w:p>
       <w:pPr>
@@ -1126,7 +1249,6 @@
         <w:rPr>
           <w:rFonts w:ascii="Georgia" w:hAnsi="Georgia"/>
         </w:rPr>
-        <w:lastRenderedPageBreak/>
         <w:t>“</w:t>
       </w:r>
       <w:r>
@@ -1194,7 +1316,42 @@
     </w:p>
     <w:p>
       <w:pPr>
+        <w:tabs>
+          <w:tab w:val="right" w:pos="10773"/>
+        </w:tabs>
+        <w:rPr>
+          <w:rFonts w:ascii="Georgia" w:hAnsi="Georgia"/>
+        </w:rPr>
+      </w:pPr>
+    </w:p>
+    <w:p>
+      <w:pPr>
+        <w:pStyle w:val="Heading1"/>
+        <w:rPr>
+          <w:rFonts w:ascii="Georgia" w:hAnsi="Georgia" w:cstheme="minorHAnsi"/>
+        </w:rPr>
+      </w:pPr>
+      <w:r>
+        <w:rPr>
+          <w:rFonts w:ascii="Georgia" w:hAnsi="Georgia" w:cstheme="minorHAnsi"/>
+        </w:rPr>
+        <w:t>Working Papers</w:t>
+      </w:r>
+    </w:p>
+    <w:p>
+      <w:pPr>
+        <w:rPr>
+          <w:rFonts w:ascii="Georgia" w:hAnsi="Georgia" w:cstheme="minorHAnsi"/>
+        </w:rPr>
+      </w:pPr>
+    </w:p>
+    <w:p>
+      <w:pPr>
         <w:pStyle w:val="ListParagraph"/>
+        <w:numPr>
+          <w:ilvl w:val="0"/>
+          <w:numId w:val="22"/>
+        </w:numPr>
         <w:tabs>
           <w:tab w:val="right" w:pos="10773"/>
         </w:tabs>
@@ -1203,332 +1360,441 @@
           <w:rFonts w:ascii="Georgia" w:hAnsi="Georgia"/>
         </w:rPr>
       </w:pPr>
-    </w:p>
-    <w:p>
-      <w:pPr>
-        <w:pStyle w:val="Heading1"/>
-        <w:rPr>
-          <w:rFonts w:ascii="Georgia" w:hAnsi="Georgia" w:cstheme="minorHAnsi"/>
-        </w:rPr>
-      </w:pPr>
-      <w:r>
-        <w:rPr>
-          <w:rFonts w:ascii="Georgia" w:hAnsi="Georgia" w:cstheme="minorHAnsi"/>
-        </w:rPr>
-        <w:t>Presentations</w:t>
-      </w:r>
-    </w:p>
-    <w:p>
-      <w:pPr>
-        <w:rPr>
-          <w:rFonts w:ascii="Georgia" w:hAnsi="Georgia" w:cstheme="minorHAnsi"/>
-        </w:rPr>
-      </w:pPr>
-    </w:p>
-    <w:p>
-      <w:pPr>
-        <w:tabs>
-          <w:tab w:val="right" w:pos="8640"/>
-        </w:tabs>
-        <w:rPr>
-          <w:rFonts w:ascii="Georgia" w:hAnsi="Georgia" w:cstheme="minorHAnsi"/>
-          <w:bCs/>
-        </w:rPr>
-      </w:pPr>
-      <w:r>
-        <w:rPr>
-          <w:rFonts w:ascii="Georgia" w:hAnsi="Georgia" w:cstheme="minorHAnsi"/>
-          <w:b/>
-        </w:rPr>
-        <w:t xml:space="preserve">2023: </w:t>
-      </w:r>
-      <w:r>
-        <w:rPr>
-          <w:rFonts w:ascii="Georgia" w:hAnsi="Georgia" w:cstheme="minorHAnsi"/>
-          <w:bCs/>
-        </w:rPr>
-        <w:t>Southern Economic Association</w:t>
-      </w:r>
-    </w:p>
-    <w:p>
-      <w:pPr>
-        <w:tabs>
-          <w:tab w:val="right" w:pos="8640"/>
-        </w:tabs>
-        <w:rPr>
-          <w:rFonts w:ascii="Georgia" w:hAnsi="Georgia" w:cstheme="minorHAnsi"/>
-          <w:bCs/>
-        </w:rPr>
-      </w:pPr>
-      <w:r>
-        <w:rPr>
-          <w:rFonts w:ascii="Georgia" w:hAnsi="Georgia" w:cstheme="minorHAnsi"/>
-          <w:b/>
-        </w:rPr>
-        <w:t>2022:</w:t>
-      </w:r>
-      <w:r>
-        <w:rPr>
-          <w:rFonts w:ascii="Georgia" w:hAnsi="Georgia" w:cstheme="minorHAnsi"/>
-          <w:bCs/>
-        </w:rPr>
-        <w:t xml:space="preserve"> Universit</w:t>
-      </w:r>
-      <w:r>
-        <w:rPr>
-          <w:rFonts w:ascii="Georgia" w:hAnsi="Georgia" w:cstheme="minorHAnsi"/>
-          <w:bCs/>
-        </w:rPr>
-        <w:t>y of</w:t>
-      </w:r>
-      <w:r>
-        <w:rPr>
-          <w:rFonts w:ascii="Georgia" w:hAnsi="Georgia" w:cstheme="minorHAnsi"/>
-          <w:bCs/>
-        </w:rPr>
-        <w:t xml:space="preserve"> Mannheim</w:t>
-      </w:r>
-    </w:p>
-    <w:p>
-      <w:pPr>
-        <w:tabs>
-          <w:tab w:val="right" w:pos="8640"/>
-        </w:tabs>
-        <w:rPr>
-          <w:rFonts w:ascii="Georgia" w:hAnsi="Georgia" w:cstheme="minorHAnsi"/>
-          <w:bCs/>
-        </w:rPr>
-      </w:pPr>
-      <w:r>
-        <w:rPr>
-          <w:rFonts w:ascii="Georgia" w:hAnsi="Georgia" w:cstheme="minorHAnsi"/>
-          <w:b/>
-        </w:rPr>
-        <w:t>2021:</w:t>
-      </w:r>
-      <w:r>
-        <w:rPr>
-          <w:rFonts w:ascii="Georgia" w:hAnsi="Georgia" w:cstheme="minorHAnsi"/>
-          <w:bCs/>
-        </w:rPr>
-        <w:t xml:space="preserve"> </w:t>
-      </w:r>
-      <w:r>
-        <w:rPr>
-          <w:rFonts w:ascii="Georgia" w:hAnsi="Georgia" w:cstheme="minorHAnsi"/>
-          <w:bCs/>
-        </w:rPr>
-        <w:t>Midwestern Economic Association</w:t>
-      </w:r>
-      <w:r>
-        <w:rPr>
-          <w:rFonts w:ascii="Georgia" w:hAnsi="Georgia" w:cstheme="minorHAnsi"/>
-          <w:bCs/>
-        </w:rPr>
-        <w:t xml:space="preserve">, University of Iowa </w:t>
-      </w:r>
-    </w:p>
-    <w:p>
-      <w:pPr>
-        <w:tabs>
-          <w:tab w:val="right" w:pos="8640"/>
-        </w:tabs>
-        <w:rPr>
-          <w:rFonts w:ascii="Georgia" w:hAnsi="Georgia" w:cstheme="minorHAnsi"/>
-          <w:bCs/>
-        </w:rPr>
-      </w:pPr>
-      <w:r>
-        <w:rPr>
-          <w:rFonts w:ascii="Georgia" w:hAnsi="Georgia" w:cstheme="minorHAnsi"/>
-          <w:b/>
-        </w:rPr>
-        <w:t xml:space="preserve">2020: </w:t>
-      </w:r>
-      <w:r>
-        <w:rPr>
-          <w:rFonts w:ascii="Georgia" w:hAnsi="Georgia" w:cstheme="minorHAnsi"/>
-          <w:bCs/>
-        </w:rPr>
-        <w:t>Western Economic Association</w:t>
-      </w:r>
-      <w:r>
-        <w:rPr>
-          <w:rFonts w:ascii="Georgia" w:hAnsi="Georgia" w:cstheme="minorHAnsi"/>
-          <w:bCs/>
-        </w:rPr>
-        <w:t>, University of Iowa</w:t>
-      </w:r>
-    </w:p>
-    <w:p>
-      <w:pPr>
-        <w:rPr>
-          <w:rFonts w:ascii="Georgia" w:hAnsi="Georgia" w:cstheme="minorHAnsi"/>
-          <w:bCs/>
-        </w:rPr>
-      </w:pPr>
-    </w:p>
-    <w:p>
-      <w:pPr>
-        <w:pStyle w:val="Heading1"/>
+      <w:r>
         <w:rPr>
           <w:rFonts w:ascii="Georgia" w:hAnsi="Georgia"/>
         </w:rPr>
-      </w:pPr>
+        <w:t>“Deep Learning Projects New and Proposed Clean Water Act Regulation”</w:t>
+      </w:r>
       <w:r>
         <w:rPr>
           <w:rFonts w:ascii="Georgia" w:hAnsi="Georgia"/>
         </w:rPr>
-        <w:t>Skills</w:t>
-      </w:r>
-    </w:p>
-    <w:p>
-      <w:pPr>
-        <w:rPr>
-          <w:rFonts w:ascii="Georgia" w:hAnsi="Georgia" w:cstheme="minorHAnsi"/>
-          <w:bCs/>
-        </w:rPr>
-      </w:pPr>
-    </w:p>
-    <w:p>
-      <w:pPr>
-        <w:tabs>
-          <w:tab w:val="right" w:pos="10773"/>
-        </w:tabs>
-        <w:rPr>
-          <w:rFonts w:ascii="Georgia" w:hAnsi="Georgia" w:cstheme="minorHAnsi"/>
-        </w:rPr>
-      </w:pPr>
+        <w:t>,</w:t>
+      </w:r>
+      <w:r>
+        <w:rPr>
+          <w:rFonts w:ascii="Georgia" w:hAnsi="Georgia"/>
+        </w:rPr>
+        <w:t xml:space="preserve"> 2026. </w:t>
+      </w:r>
       <w:r>
         <w:rPr>
           <w:rFonts w:ascii="Georgia" w:hAnsi="Georgia"/>
           <w:b/>
           <w:bCs/>
-        </w:rPr>
-        <w:t>Programming Skills:</w:t>
-      </w:r>
-      <w:r>
-        <w:rPr>
-          <w:rFonts w:ascii="Georgia" w:hAnsi="Georgia"/>
-        </w:rPr>
-        <w:t xml:space="preserve"> </w:t>
-      </w:r>
-      <w:r>
-        <w:rPr>
-          <w:rFonts w:ascii="Georgia" w:hAnsi="Georgia"/>
-        </w:rPr>
-        <w:t xml:space="preserve">Python, R, Stata, Google Earth Engine, Google Cloud, </w:t>
-      </w:r>
-      <w:r>
-        <w:rPr>
-          <w:rFonts w:ascii="Georgia" w:hAnsi="Georgia" w:cstheme="minorHAnsi"/>
-        </w:rPr>
-        <w:t xml:space="preserve">QGIS, </w:t>
-      </w:r>
-      <w:r>
-        <w:rPr>
-          <w:rFonts w:ascii="Georgia" w:hAnsi="Georgia" w:cstheme="minorHAnsi"/>
-        </w:rPr>
-        <w:t xml:space="preserve">Knitro, </w:t>
-      </w:r>
-      <w:r>
-        <w:rPr>
-          <w:rFonts w:ascii="Georgia" w:hAnsi="Georgia" w:cstheme="minorHAnsi"/>
-        </w:rPr>
-        <w:t xml:space="preserve">LaTeX (proficient), MATLAB, </w:t>
-      </w:r>
-      <w:r>
-        <w:rPr>
-          <w:rFonts w:ascii="Georgia" w:hAnsi="Georgia" w:cstheme="minorHAnsi"/>
-        </w:rPr>
-        <w:t>Fortran, AMPL</w:t>
-      </w:r>
-      <w:r>
-        <w:rPr>
-          <w:rFonts w:ascii="Georgia" w:hAnsi="Georgia" w:cstheme="minorHAnsi"/>
-        </w:rPr>
-        <w:t xml:space="preserve"> (adequate)</w:t>
-      </w:r>
-    </w:p>
-    <w:p>
-      <w:pPr>
-        <w:tabs>
-          <w:tab w:val="right" w:pos="10773"/>
-        </w:tabs>
-        <w:rPr>
-          <w:rFonts w:ascii="Georgia" w:hAnsi="Georgia" w:cstheme="minorHAnsi"/>
-        </w:rPr>
-      </w:pPr>
-    </w:p>
-    <w:p>
-      <w:pPr>
-        <w:tabs>
-          <w:tab w:val="right" w:pos="10773"/>
-        </w:tabs>
-        <w:rPr>
-          <w:rFonts w:ascii="Georgia" w:hAnsi="Georgia" w:cstheme="minorHAnsi"/>
-        </w:rPr>
-      </w:pPr>
-      <w:r>
-        <w:rPr>
-          <w:rFonts w:ascii="Georgia" w:hAnsi="Georgia" w:cstheme="minorHAnsi"/>
-          <w:b/>
-          <w:bCs/>
-        </w:rPr>
-        <w:t>Languages:</w:t>
-      </w:r>
-      <w:r>
-        <w:rPr>
-          <w:rFonts w:ascii="Georgia" w:hAnsi="Georgia" w:cstheme="minorHAnsi"/>
-        </w:rPr>
-        <w:t xml:space="preserve"> English (native), German (intermediate)</w:t>
-      </w:r>
-    </w:p>
-    <w:p>
-      <w:pPr>
-        <w:tabs>
-          <w:tab w:val="right" w:pos="10773"/>
-        </w:tabs>
-        <w:rPr>
-          <w:rFonts w:ascii="Georgia" w:hAnsi="Georgia" w:cstheme="minorHAnsi"/>
-        </w:rPr>
-      </w:pPr>
-    </w:p>
-    <w:p>
-      <w:pPr>
-        <w:pStyle w:val="Heading1"/>
-        <w:rPr>
-          <w:rFonts w:ascii="Georgia" w:hAnsi="Georgia"/>
-        </w:rPr>
-      </w:pPr>
-      <w:r>
-        <w:rPr>
-          <w:rFonts w:ascii="Georgia" w:hAnsi="Georgia"/>
-        </w:rPr>
-        <w:t>Other</w:t>
-      </w:r>
-    </w:p>
-    <w:p>
-      <w:pPr>
-        <w:rPr>
-          <w:rFonts w:ascii="Georgia" w:hAnsi="Georgia" w:cstheme="minorHAnsi"/>
-          <w:bCs/>
-        </w:rPr>
-      </w:pPr>
-    </w:p>
-    <w:p>
-      <w:pPr>
-        <w:rPr>
-          <w:rFonts w:ascii="Georgia" w:hAnsi="Georgia" w:cstheme="minorHAnsi"/>
-          <w:b/>
-          <w:bCs/>
-        </w:rPr>
-      </w:pPr>
+          <w:i/>
+          <w:iCs/>
+          <w:u w:val="single"/>
+        </w:rPr>
+        <w:t>Submitted</w:t>
+      </w:r>
       <w:r>
         <w:rPr>
           <w:rFonts w:ascii="Georgia" w:hAnsi="Georgia"/>
           <w:b/>
           <w:bCs/>
+          <w:u w:val="single"/>
+        </w:rPr>
+        <w:t>.</w:t>
+      </w:r>
+      <w:r>
+        <w:rPr>
+          <w:rFonts w:ascii="Georgia" w:hAnsi="Georgia"/>
+        </w:rPr>
+        <w:t xml:space="preserve"> W</w:t>
+      </w:r>
+      <w:r>
+        <w:rPr>
+          <w:rFonts w:ascii="Georgia" w:hAnsi="Georgia"/>
+        </w:rPr>
+        <w:t xml:space="preserve">ith </w:t>
+      </w:r>
+      <w:r>
+        <w:rPr>
+          <w:rFonts w:ascii="Georgia" w:hAnsi="Georgia"/>
+        </w:rPr>
+        <w:t xml:space="preserve">Simon Greenhill </w:t>
+      </w:r>
+      <w:r>
+        <w:rPr>
+          <w:rFonts w:ascii="Georgia" w:hAnsi="Georgia"/>
+        </w:rPr>
+        <w:t>and Joseph S. Shapiro.</w:t>
+      </w:r>
+    </w:p>
+    <w:p>
+      <w:pPr>
+        <w:tabs>
+          <w:tab w:val="right" w:pos="10773"/>
+        </w:tabs>
+        <w:rPr>
+          <w:rFonts w:ascii="Georgia" w:hAnsi="Georgia"/>
+        </w:rPr>
+      </w:pPr>
+    </w:p>
+    <w:p>
+      <w:pPr>
+        <w:pStyle w:val="ListParagraph"/>
+        <w:tabs>
+          <w:tab w:val="right" w:pos="10773"/>
+        </w:tabs>
+        <w:ind w:left="0"/>
+        <w:rPr>
+          <w:rFonts w:ascii="Georgia" w:hAnsi="Georgia"/>
+        </w:rPr>
+      </w:pPr>
+    </w:p>
+    <w:p>
+      <w:pPr>
+        <w:pStyle w:val="Heading1"/>
+        <w:rPr>
+          <w:rFonts w:ascii="Georgia" w:hAnsi="Georgia" w:cstheme="minorHAnsi"/>
+        </w:rPr>
+      </w:pPr>
+      <w:r>
+        <w:rPr>
+          <w:rFonts w:ascii="Georgia" w:hAnsi="Georgia" w:cstheme="minorHAnsi"/>
+        </w:rPr>
+        <w:t>Presentations</w:t>
+      </w:r>
+    </w:p>
+    <w:p>
+      <w:pPr>
+        <w:rPr>
+          <w:rFonts w:ascii="Georgia" w:hAnsi="Georgia" w:cstheme="minorHAnsi"/>
+        </w:rPr>
+      </w:pPr>
+    </w:p>
+    <w:p>
+      <w:pPr>
+        <w:tabs>
+          <w:tab w:val="right" w:pos="8640"/>
+        </w:tabs>
+        <w:rPr>
+          <w:rFonts w:ascii="Georgia" w:hAnsi="Georgia" w:cstheme="minorHAnsi"/>
+          <w:bCs/>
+        </w:rPr>
+      </w:pPr>
+      <w:r>
+        <w:rPr>
+          <w:rFonts w:ascii="Georgia" w:hAnsi="Georgia" w:cstheme="minorHAnsi"/>
+          <w:b/>
+        </w:rPr>
+        <w:t xml:space="preserve">2025: </w:t>
+      </w:r>
+      <w:r>
+        <w:rPr>
+          <w:rFonts w:ascii="Georgia" w:hAnsi="Georgia" w:cstheme="minorHAnsi"/>
+          <w:bCs/>
+        </w:rPr>
+        <w:t>Social Cost of Water Pollution Conference, Yale University</w:t>
+      </w:r>
+    </w:p>
+    <w:p>
+      <w:pPr>
+        <w:tabs>
+          <w:tab w:val="right" w:pos="8640"/>
+        </w:tabs>
+        <w:rPr>
+          <w:rFonts w:ascii="Georgia" w:hAnsi="Georgia" w:cstheme="minorHAnsi"/>
+          <w:bCs/>
+        </w:rPr>
+      </w:pPr>
+      <w:r>
+        <w:rPr>
+          <w:rFonts w:ascii="Georgia" w:hAnsi="Georgia" w:cstheme="minorHAnsi"/>
+          <w:b/>
+        </w:rPr>
+        <w:t xml:space="preserve">2023: </w:t>
+      </w:r>
+      <w:r>
+        <w:rPr>
+          <w:rFonts w:ascii="Georgia" w:hAnsi="Georgia" w:cstheme="minorHAnsi"/>
+          <w:bCs/>
+        </w:rPr>
+        <w:t>Southern Economic Association</w:t>
+      </w:r>
+    </w:p>
+    <w:p>
+      <w:pPr>
+        <w:tabs>
+          <w:tab w:val="right" w:pos="8640"/>
+        </w:tabs>
+        <w:rPr>
+          <w:rFonts w:ascii="Georgia" w:hAnsi="Georgia" w:cstheme="minorHAnsi"/>
+          <w:bCs/>
+        </w:rPr>
+      </w:pPr>
+      <w:r>
+        <w:rPr>
+          <w:rFonts w:ascii="Georgia" w:hAnsi="Georgia" w:cstheme="minorHAnsi"/>
+          <w:b/>
+        </w:rPr>
+        <w:t>2022:</w:t>
+      </w:r>
+      <w:r>
+        <w:rPr>
+          <w:rFonts w:ascii="Georgia" w:hAnsi="Georgia" w:cstheme="minorHAnsi"/>
+          <w:bCs/>
+        </w:rPr>
+        <w:t xml:space="preserve"> Universit</w:t>
+      </w:r>
+      <w:r>
+        <w:rPr>
+          <w:rFonts w:ascii="Georgia" w:hAnsi="Georgia" w:cstheme="minorHAnsi"/>
+          <w:bCs/>
+        </w:rPr>
+        <w:t>y of</w:t>
+      </w:r>
+      <w:r>
+        <w:rPr>
+          <w:rFonts w:ascii="Georgia" w:hAnsi="Georgia" w:cstheme="minorHAnsi"/>
+          <w:bCs/>
+        </w:rPr>
+        <w:t xml:space="preserve"> Mannheim</w:t>
+      </w:r>
+    </w:p>
+    <w:p>
+      <w:pPr>
+        <w:tabs>
+          <w:tab w:val="right" w:pos="8640"/>
+        </w:tabs>
+        <w:rPr>
+          <w:rFonts w:ascii="Georgia" w:hAnsi="Georgia" w:cstheme="minorHAnsi"/>
+          <w:bCs/>
+        </w:rPr>
+      </w:pPr>
+      <w:r>
+        <w:rPr>
+          <w:rFonts w:ascii="Georgia" w:hAnsi="Georgia" w:cstheme="minorHAnsi"/>
+          <w:b/>
+        </w:rPr>
+        <w:t>2021:</w:t>
+      </w:r>
+      <w:r>
+        <w:rPr>
+          <w:rFonts w:ascii="Georgia" w:hAnsi="Georgia" w:cstheme="minorHAnsi"/>
+          <w:bCs/>
+        </w:rPr>
+        <w:t xml:space="preserve"> </w:t>
+      </w:r>
+      <w:r>
+        <w:rPr>
+          <w:rFonts w:ascii="Georgia" w:hAnsi="Georgia" w:cstheme="minorHAnsi"/>
+          <w:bCs/>
+        </w:rPr>
+        <w:t>Midwestern Economic Association</w:t>
+      </w:r>
+      <w:r>
+        <w:rPr>
+          <w:rFonts w:ascii="Georgia" w:hAnsi="Georgia" w:cstheme="minorHAnsi"/>
+          <w:bCs/>
+        </w:rPr>
+        <w:t xml:space="preserve">, University of Iowa </w:t>
+      </w:r>
+    </w:p>
+    <w:p>
+      <w:pPr>
+        <w:tabs>
+          <w:tab w:val="right" w:pos="8640"/>
+        </w:tabs>
+        <w:rPr>
+          <w:rFonts w:ascii="Georgia" w:hAnsi="Georgia" w:cstheme="minorHAnsi"/>
+          <w:bCs/>
+        </w:rPr>
+      </w:pPr>
+      <w:r>
+        <w:rPr>
+          <w:rFonts w:ascii="Georgia" w:hAnsi="Georgia" w:cstheme="minorHAnsi"/>
+          <w:b/>
+        </w:rPr>
+        <w:t xml:space="preserve">2020: </w:t>
+      </w:r>
+      <w:r>
+        <w:rPr>
+          <w:rFonts w:ascii="Georgia" w:hAnsi="Georgia" w:cstheme="minorHAnsi"/>
+          <w:bCs/>
+        </w:rPr>
+        <w:t>Western Economic Association</w:t>
+      </w:r>
+      <w:r>
+        <w:rPr>
+          <w:rFonts w:ascii="Georgia" w:hAnsi="Georgia" w:cstheme="minorHAnsi"/>
+          <w:bCs/>
+        </w:rPr>
+        <w:t>, University of Iowa</w:t>
+      </w:r>
+    </w:p>
+    <w:p>
+      <w:pPr>
+        <w:rPr>
+          <w:rFonts w:ascii="Georgia" w:hAnsi="Georgia" w:cstheme="minorHAnsi"/>
+          <w:bCs/>
+        </w:rPr>
+      </w:pPr>
+    </w:p>
+    <w:p>
+      <w:pPr>
+        <w:pStyle w:val="Heading1"/>
+        <w:rPr>
+          <w:rFonts w:ascii="Georgia" w:hAnsi="Georgia"/>
+        </w:rPr>
+      </w:pPr>
+      <w:r>
+        <w:rPr>
+          <w:rFonts w:ascii="Georgia" w:hAnsi="Georgia"/>
+        </w:rPr>
+        <w:t>Skills</w:t>
+      </w:r>
+    </w:p>
+    <w:p>
+      <w:pPr>
+        <w:rPr>
+          <w:rFonts w:ascii="Georgia" w:hAnsi="Georgia" w:cstheme="minorHAnsi"/>
+          <w:bCs/>
+        </w:rPr>
+      </w:pPr>
+    </w:p>
+    <w:p>
+      <w:pPr>
+        <w:tabs>
+          <w:tab w:val="right" w:pos="10773"/>
+        </w:tabs>
+        <w:rPr>
+          <w:rFonts w:ascii="Georgia" w:hAnsi="Georgia" w:cstheme="minorHAnsi"/>
+        </w:rPr>
+      </w:pPr>
+      <w:r>
+        <w:rPr>
+          <w:rFonts w:ascii="Georgia" w:hAnsi="Georgia"/>
+          <w:b/>
+          <w:bCs/>
+        </w:rPr>
+        <w:t>Programming Skills:</w:t>
+      </w:r>
+      <w:r>
+        <w:rPr>
+          <w:rFonts w:ascii="Georgia" w:hAnsi="Georgia"/>
+        </w:rPr>
+        <w:t xml:space="preserve"> </w:t>
+      </w:r>
+      <w:r>
+        <w:rPr>
+          <w:rFonts w:ascii="Georgia" w:hAnsi="Georgia"/>
+        </w:rPr>
+        <w:t xml:space="preserve">Python, R, Stata, Google Earth Engine, Google Cloud, </w:t>
+      </w:r>
+      <w:r>
+        <w:rPr>
+          <w:rFonts w:ascii="Georgia" w:hAnsi="Georgia" w:cstheme="minorHAnsi"/>
+        </w:rPr>
+        <w:t xml:space="preserve">QGIS, </w:t>
+      </w:r>
+      <w:r>
+        <w:rPr>
+          <w:rFonts w:ascii="Georgia" w:hAnsi="Georgia" w:cstheme="minorHAnsi"/>
+        </w:rPr>
+        <w:t xml:space="preserve">Knitro, </w:t>
+      </w:r>
+      <w:r>
+        <w:rPr>
+          <w:rFonts w:ascii="Georgia" w:hAnsi="Georgia" w:cstheme="minorHAnsi"/>
+        </w:rPr>
+        <w:t xml:space="preserve">LaTeX (proficient), MATLAB, </w:t>
+      </w:r>
+      <w:r>
+        <w:rPr>
+          <w:rFonts w:ascii="Georgia" w:hAnsi="Georgia" w:cstheme="minorHAnsi"/>
+        </w:rPr>
+        <w:t>Fortran, AMPL</w:t>
+      </w:r>
+      <w:r>
+        <w:rPr>
+          <w:rFonts w:ascii="Georgia" w:hAnsi="Georgia" w:cstheme="minorHAnsi"/>
+        </w:rPr>
+        <w:t xml:space="preserve"> (adequate)</w:t>
+      </w:r>
+    </w:p>
+    <w:p>
+      <w:pPr>
+        <w:tabs>
+          <w:tab w:val="right" w:pos="10773"/>
+        </w:tabs>
+        <w:rPr>
+          <w:rFonts w:ascii="Georgia" w:hAnsi="Georgia" w:cstheme="minorHAnsi"/>
+        </w:rPr>
+      </w:pPr>
+    </w:p>
+    <w:p>
+      <w:pPr>
+        <w:tabs>
+          <w:tab w:val="right" w:pos="10773"/>
+        </w:tabs>
+        <w:rPr>
+          <w:rFonts w:ascii="Georgia" w:hAnsi="Georgia" w:cstheme="minorHAnsi"/>
+        </w:rPr>
+      </w:pPr>
+      <w:r>
+        <w:rPr>
+          <w:rFonts w:ascii="Georgia" w:hAnsi="Georgia" w:cstheme="minorHAnsi"/>
+          <w:b/>
+          <w:bCs/>
+        </w:rPr>
+        <w:t>Languages:</w:t>
+      </w:r>
+      <w:r>
+        <w:rPr>
+          <w:rFonts w:ascii="Georgia" w:hAnsi="Georgia" w:cstheme="minorHAnsi"/>
+        </w:rPr>
+        <w:t xml:space="preserve"> English (native), German (intermediate)</w:t>
+      </w:r>
+    </w:p>
+    <w:p>
+      <w:pPr>
+        <w:tabs>
+          <w:tab w:val="right" w:pos="10773"/>
+        </w:tabs>
+        <w:rPr>
+          <w:rFonts w:ascii="Georgia" w:hAnsi="Georgia" w:cstheme="minorHAnsi"/>
+        </w:rPr>
+      </w:pPr>
+    </w:p>
+    <w:p>
+      <w:pPr>
+        <w:pStyle w:val="Heading1"/>
+        <w:rPr>
+          <w:rFonts w:ascii="Georgia" w:hAnsi="Georgia"/>
+        </w:rPr>
+      </w:pPr>
+      <w:r>
+        <w:rPr>
+          <w:rFonts w:ascii="Georgia" w:hAnsi="Georgia"/>
+        </w:rPr>
+        <w:t>Other</w:t>
+      </w:r>
+    </w:p>
+    <w:p>
+      <w:pPr>
+        <w:rPr>
+          <w:rFonts w:ascii="Georgia" w:hAnsi="Georgia" w:cstheme="minorHAnsi"/>
+          <w:bCs/>
+        </w:rPr>
+      </w:pPr>
+    </w:p>
+    <w:p>
+      <w:pPr>
+        <w:rPr>
+          <w:rFonts w:ascii="Georgia" w:hAnsi="Georgia" w:cstheme="minorHAnsi"/>
+          <w:b/>
+          <w:bCs/>
+        </w:rPr>
+      </w:pPr>
+      <w:r>
+        <w:rPr>
+          <w:rFonts w:ascii="Georgia" w:hAnsi="Georgia"/>
+          <w:b/>
+          <w:bCs/>
         </w:rPr>
         <w:t>Special Sworn Status, US Census Bureau</w:t>
       </w:r>
@@ -1629,14 +1895,14 @@
           <w:rFonts w:ascii="Georgia" w:hAnsi="Georgia" w:cstheme="minorHAnsi"/>
           <w:bCs/>
         </w:rPr>
-        <w:t>l</w:t>
-      </w:r>
-      <w:r>
-        <w:rPr>
-          <w:rFonts w:ascii="Georgia" w:hAnsi="Georgia" w:cstheme="minorHAnsi"/>
-          <w:bCs/>
-        </w:rPr>
-        <w:t xml:space="preserve">ong-distance running, </w:t>
+        <w:t>cycling</w:t>
+      </w:r>
+      <w:r>
+        <w:rPr>
+          <w:rFonts w:ascii="Georgia" w:hAnsi="Georgia" w:cstheme="minorHAnsi"/>
+          <w:bCs/>
+        </w:rPr>
+        <w:t xml:space="preserve">, </w:t>
       </w:r>
       <w:r>
         <w:rPr>
@@ -1650,21 +1916,7 @@
           <w:rFonts w:ascii="Georgia" w:hAnsi="Georgia" w:cstheme="minorHAnsi"/>
           <w:bCs/>
         </w:rPr>
-        <w:t xml:space="preserve">iking, </w:t>
-      </w:r>
-      <w:r>
-        <w:rPr>
-          <w:rFonts w:ascii="Georgia" w:hAnsi="Georgia" w:cstheme="minorHAnsi"/>
-          <w:bCs/>
-        </w:rPr>
-        <w:t xml:space="preserve">reading </w:t>
-      </w:r>
-      <w:r>
-        <w:rPr>
-          <w:rFonts w:ascii="Georgia" w:hAnsi="Georgia" w:cstheme="minorHAnsi"/>
-          <w:bCs/>
-        </w:rPr>
-        <w:t>fiction</w:t>
+        <w:t>iking</w:t>
       </w:r>
     </w:p>
     <w:p>
@@ -1739,7 +1991,7 @@
 </file>
 
 <file path=word/endnotes.xml><?xml version="1.0" encoding="utf-8"?>
-<w:endnotes xmlns:wpc="http://schemas.microsoft.com/office/word/2010/wordprocessingCanvas" xmlns:cx="http://schemas.microsoft.com/office/drawing/2014/chartex" xmlns:cx1="http://schemas.microsoft.com/office/drawing/2015/9/8/chartex" xmlns:cx2="http://schemas.microsoft.com/office/drawing/2015/10/21/chartex" xmlns:cx3="http://schemas.microsoft.com/office/drawing/2016/5/9/chartex" xmlns:cx4="http://schemas.microsoft.com/office/drawing/2016/5/10/chartex" xmlns:cx5="http://schemas.microsoft.com/office/drawing/2016/5/11/chartex" xmlns:cx6="http://schemas.microsoft.com/office/drawing/2016/5/12/chartex" xmlns:cx7="http://schemas.microsoft.com/office/drawing/2016/5/13/chartex" xmlns:cx8="http://schemas.microsoft.com/office/drawing/2016/5/14/chartex" xmlns:mc="http://schemas.openxmlformats.org/markup-compatibility/2006" xmlns:aink="http://schemas.microsoft.com/office/drawing/2016/ink" xmlns:am3d="http://schemas.microsoft.com/office/drawing/2017/model3d" xmlns:o="urn:schemas-microsoft-com:office:office" xmlns:oel="http://schemas.microsoft.com/office/2019/extlst" xmlns:r="http://schemas.openxmlformats.org/officeDocument/2006/relationships" xmlns:m="http://schemas.openxmlformats.org/officeDocument/2006/math" xmlns:v="urn:schemas-microsoft-com:vml" xmlns:wp14="http://schemas.microsoft.com/office/word/2010/wordprocessingDrawing" xmlns:wp="http://schemas.openxmlformats.org/drawingml/2006/wordprocessingDrawing" xmlns:w10="urn:schemas-microsoft-com:office:word" xmlns:w="http://schemas.openxmlformats.org/wordprocessingml/2006/main" xmlns:w14="http://schemas.microsoft.com/office/word/2010/wordml" xmlns:w15="http://schemas.microsoft.com/office/word/2012/wordml" xmlns:w16cex="http://schemas.microsoft.com/office/word/2018/wordml/cex" xmlns:w16cid="http://schemas.microsoft.com/office/word/2016/wordml/cid" xmlns:w16="http://schemas.microsoft.com/office/word/2018/wordml" xmlns:w16du="http://schemas.microsoft.com/office/word/2023/wordml/word16du" xmlns:w16sdtdh="http://schemas.microsoft.com/office/word/2020/wordml/sdtdatahash" xmlns:w16se="http://schemas.microsoft.com/office/word/2015/wordml/symex" xmlns:wpg="http://schemas.microsoft.com/office/word/2010/wordprocessingGroup" xmlns:wpi="http://schemas.microsoft.com/office/word/2010/wordprocessingInk" xmlns:wne="http://schemas.microsoft.com/office/word/2006/wordml" xmlns:wps="http://schemas.microsoft.com/office/word/2010/wordprocessingShape" mc:Ignorable="w14 w15 w16se w16cid w16 w16cex w16sdtdh w16du wp14">
+<w:endnotes xmlns:wpc="http://schemas.microsoft.com/office/word/2010/wordprocessingCanvas" xmlns:cx="http://schemas.microsoft.com/office/drawing/2014/chartex" xmlns:cx1="http://schemas.microsoft.com/office/drawing/2015/9/8/chartex" xmlns:cx2="http://schemas.microsoft.com/office/drawing/2015/10/21/chartex" xmlns:cx3="http://schemas.microsoft.com/office/drawing/2016/5/9/chartex" xmlns:cx4="http://schemas.microsoft.com/office/drawing/2016/5/10/chartex" xmlns:cx5="http://schemas.microsoft.com/office/drawing/2016/5/11/chartex" xmlns:cx6="http://schemas.microsoft.com/office/drawing/2016/5/12/chartex" xmlns:cx7="http://schemas.microsoft.com/office/drawing/2016/5/13/chartex" xmlns:cx8="http://schemas.microsoft.com/office/drawing/2016/5/14/chartex" xmlns:mc="http://schemas.openxmlformats.org/markup-compatibility/2006" xmlns:aink="http://schemas.microsoft.com/office/drawing/2016/ink" xmlns:am3d="http://schemas.microsoft.com/office/drawing/2017/model3d" xmlns:o="urn:schemas-microsoft-com:office:office" xmlns:oel="http://schemas.microsoft.com/office/2019/extlst" xmlns:r="http://schemas.openxmlformats.org/officeDocument/2006/relationships" xmlns:m="http://schemas.openxmlformats.org/officeDocument/2006/math" xmlns:v="urn:schemas-microsoft-com:vml" xmlns:wp14="http://schemas.microsoft.com/office/word/2010/wordprocessingDrawing" xmlns:wp="http://schemas.openxmlformats.org/drawingml/2006/wordprocessingDrawing" xmlns:w10="urn:schemas-microsoft-com:office:word" xmlns:w="http://schemas.openxmlformats.org/wordprocessingml/2006/main" xmlns:w14="http://schemas.microsoft.com/office/word/2010/wordml" xmlns:w15="http://schemas.microsoft.com/office/word/2012/wordml" xmlns:w16cex="http://schemas.microsoft.com/office/word/2018/wordml/cex" xmlns:w16cid="http://schemas.microsoft.com/office/word/2016/wordml/cid" xmlns:w16="http://schemas.microsoft.com/office/word/2018/wordml" xmlns:w16du="http://schemas.microsoft.com/office/word/2023/wordml/word16du" xmlns:w16sdtdh="http://schemas.microsoft.com/office/word/2020/wordml/sdtdatahash" xmlns:w16sdtfl="http://schemas.microsoft.com/office/word/2024/wordml/sdtformatlock" xmlns:w16se="http://schemas.microsoft.com/office/word/2015/wordml/symex" xmlns:wpg="http://schemas.microsoft.com/office/word/2010/wordprocessingGroup" xmlns:wpi="http://schemas.microsoft.com/office/word/2010/wordprocessingInk" xmlns:wne="http://schemas.microsoft.com/office/word/2006/wordml" xmlns:wps="http://schemas.microsoft.com/office/word/2010/wordprocessingShape" mc:Ignorable="w14 w15 w16se w16cid w16 w16cex w16sdtdh w16sdtfl w16du wp14">
   <w:endnote w:type="separator" w:id="-1">
     <w:p>
       <w:r>
@@ -1758,7 +2010,7 @@
 </file>
 
 <file path=word/footer1.xml><?xml version="1.0" encoding="utf-8"?>
-<w:ftr xmlns:wpc="http://schemas.microsoft.com/office/word/2010/wordprocessingCanvas" xmlns:cx="http://schemas.microsoft.com/office/drawing/2014/chartex" xmlns:cx1="http://schemas.microsoft.com/office/drawing/2015/9/8/chartex" xmlns:cx2="http://schemas.microsoft.com/office/drawing/2015/10/21/chartex" xmlns:cx3="http://schemas.microsoft.com/office/drawing/2016/5/9/chartex" xmlns:cx4="http://schemas.microsoft.com/office/drawing/2016/5/10/chartex" xmlns:cx5="http://schemas.microsoft.com/office/drawing/2016/5/11/chartex" xmlns:cx6="http://schemas.microsoft.com/office/drawing/2016/5/12/chartex" xmlns:cx7="http://schemas.microsoft.com/office/drawing/2016/5/13/chartex" xmlns:cx8="http://schemas.microsoft.com/office/drawing/2016/5/14/chartex" xmlns:mc="http://schemas.openxmlformats.org/markup-compatibility/2006" xmlns:aink="http://schemas.microsoft.com/office/drawing/2016/ink" xmlns:am3d="http://schemas.microsoft.com/office/drawing/2017/model3d" xmlns:o="urn:schemas-microsoft-com:office:office" xmlns:oel="http://schemas.microsoft.com/office/2019/extlst" xmlns:r="http://schemas.openxmlformats.org/officeDocument/2006/relationships" xmlns:m="http://schemas.openxmlformats.org/officeDocument/2006/math" xmlns:v="urn:schemas-microsoft-com:vml" xmlns:wp14="http://schemas.microsoft.com/office/word/2010/wordprocessingDrawing" xmlns:wp="http://schemas.openxmlformats.org/drawingml/2006/wordprocessingDrawing" xmlns:w10="urn:schemas-microsoft-com:office:word" xmlns:w="http://schemas.openxmlformats.org/wordprocessingml/2006/main" xmlns:w14="http://schemas.microsoft.com/office/word/2010/wordml" xmlns:w15="http://schemas.microsoft.com/office/word/2012/wordml" xmlns:w16cex="http://schemas.microsoft.com/office/word/2018/wordml/cex" xmlns:w16cid="http://schemas.microsoft.com/office/word/2016/wordml/cid" xmlns:w16="http://schemas.microsoft.com/office/word/2018/wordml" xmlns:w16du="http://schemas.microsoft.com/office/word/2023/wordml/word16du" xmlns:w16sdtdh="http://schemas.microsoft.com/office/word/2020/wordml/sdtdatahash" xmlns:w16se="http://schemas.microsoft.com/office/word/2015/wordml/symex" xmlns:wpg="http://schemas.microsoft.com/office/word/2010/wordprocessingGroup" xmlns:wpi="http://schemas.microsoft.com/office/word/2010/wordprocessingInk" xmlns:wne="http://schemas.microsoft.com/office/word/2006/wordml" xmlns:wps="http://schemas.microsoft.com/office/word/2010/wordprocessingShape" mc:Ignorable="w14 w15 w16se w16cid w16 w16cex w16sdtdh w16du wp14">
+<w:ftr xmlns:wpc="http://schemas.microsoft.com/office/word/2010/wordprocessingCanvas" xmlns:cx="http://schemas.microsoft.com/office/drawing/2014/chartex" xmlns:cx1="http://schemas.microsoft.com/office/drawing/2015/9/8/chartex" xmlns:cx2="http://schemas.microsoft.com/office/drawing/2015/10/21/chartex" xmlns:cx3="http://schemas.microsoft.com/office/drawing/2016/5/9/chartex" xmlns:cx4="http://schemas.microsoft.com/office/drawing/2016/5/10/chartex" xmlns:cx5="http://schemas.microsoft.com/office/drawing/2016/5/11/chartex" xmlns:cx6="http://schemas.microsoft.com/office/drawing/2016/5/12/chartex" xmlns:cx7="http://schemas.microsoft.com/office/drawing/2016/5/13/chartex" xmlns:cx8="http://schemas.microsoft.com/office/drawing/2016/5/14/chartex" xmlns:mc="http://schemas.openxmlformats.org/markup-compatibility/2006" xmlns:aink="http://schemas.microsoft.com/office/drawing/2016/ink" xmlns:am3d="http://schemas.microsoft.com/office/drawing/2017/model3d" xmlns:o="urn:schemas-microsoft-com:office:office" xmlns:oel="http://schemas.microsoft.com/office/2019/extlst" xmlns:r="http://schemas.openxmlformats.org/officeDocument/2006/relationships" xmlns:m="http://schemas.openxmlformats.org/officeDocument/2006/math" xmlns:v="urn:schemas-microsoft-com:vml" xmlns:wp14="http://schemas.microsoft.com/office/word/2010/wordprocessingDrawing" xmlns:wp="http://schemas.openxmlformats.org/drawingml/2006/wordprocessingDrawing" xmlns:w10="urn:schemas-microsoft-com:office:word" xmlns:w="http://schemas.openxmlformats.org/wordprocessingml/2006/main" xmlns:w14="http://schemas.microsoft.com/office/word/2010/wordml" xmlns:w15="http://schemas.microsoft.com/office/word/2012/wordml" xmlns:w16cex="http://schemas.microsoft.com/office/word/2018/wordml/cex" xmlns:w16cid="http://schemas.microsoft.com/office/word/2016/wordml/cid" xmlns:w16="http://schemas.microsoft.com/office/word/2018/wordml" xmlns:w16du="http://schemas.microsoft.com/office/word/2023/wordml/word16du" xmlns:w16sdtdh="http://schemas.microsoft.com/office/word/2020/wordml/sdtdatahash" xmlns:w16sdtfl="http://schemas.microsoft.com/office/word/2024/wordml/sdtformatlock" xmlns:w16se="http://schemas.microsoft.com/office/word/2015/wordml/symex" xmlns:wpg="http://schemas.microsoft.com/office/word/2010/wordprocessingGroup" xmlns:wpi="http://schemas.microsoft.com/office/word/2010/wordprocessingInk" xmlns:wne="http://schemas.microsoft.com/office/word/2006/wordml" xmlns:wps="http://schemas.microsoft.com/office/word/2010/wordprocessingShape" mc:Ignorable="w14 w15 w16se w16cid w16 w16cex w16sdtdh w16sdtfl w16du wp14">
   <w:p>
     <w:pPr>
       <w:pStyle w:val="Footer"/>
@@ -1812,7 +2064,7 @@
 </file>
 
 <file path=word/footnotes.xml><?xml version="1.0" encoding="utf-8"?>
-<w:footnotes xmlns:wpc="http://schemas.microsoft.com/office/word/2010/wordprocessingCanvas" xmlns:cx="http://schemas.microsoft.com/office/drawing/2014/chartex" xmlns:cx1="http://schemas.microsoft.com/office/drawing/2015/9/8/chartex" xmlns:cx2="http://schemas.microsoft.com/office/drawing/2015/10/21/chartex" xmlns:cx3="http://schemas.microsoft.com/office/drawing/2016/5/9/chartex" xmlns:cx4="http://schemas.microsoft.com/office/drawing/2016/5/10/chartex" xmlns:cx5="http://schemas.microsoft.com/office/drawing/2016/5/11/chartex" xmlns:cx6="http://schemas.microsoft.com/office/drawing/2016/5/12/chartex" xmlns:cx7="http://schemas.microsoft.com/office/drawing/2016/5/13/chartex" xmlns:cx8="http://schemas.microsoft.com/office/drawing/2016/5/14/chartex" xmlns:mc="http://schemas.openxmlformats.org/markup-compatibility/2006" xmlns:aink="http://schemas.microsoft.com/office/drawing/2016/ink" xmlns:am3d="http://schemas.microsoft.com/office/drawing/2017/model3d" xmlns:o="urn:schemas-microsoft-com:office:office" xmlns:oel="http://schemas.microsoft.com/office/2019/extlst" xmlns:r="http://schemas.openxmlformats.org/officeDocument/2006/relationships" xmlns:m="http://schemas.openxmlformats.org/officeDocument/2006/math" xmlns:v="urn:schemas-microsoft-com:vml" xmlns:wp14="http://schemas.microsoft.com/office/word/2010/wordprocessingDrawing" xmlns:wp="http://schemas.openxmlformats.org/drawingml/2006/wordprocessingDrawing" xmlns:w10="urn:schemas-microsoft-com:office:word" xmlns:w="http://schemas.openxmlformats.org/wordprocessingml/2006/main" xmlns:w14="http://schemas.microsoft.com/office/word/2010/wordml" xmlns:w15="http://schemas.microsoft.com/office/word/2012/wordml" xmlns:w16cex="http://schemas.microsoft.com/office/word/2018/wordml/cex" xmlns:w16cid="http://schemas.microsoft.com/office/word/2016/wordml/cid" xmlns:w16="http://schemas.microsoft.com/office/word/2018/wordml" xmlns:w16du="http://schemas.microsoft.com/office/word/2023/wordml/word16du" xmlns:w16sdtdh="http://schemas.microsoft.com/office/word/2020/wordml/sdtdatahash" xmlns:w16se="http://schemas.microsoft.com/office/word/2015/wordml/symex" xmlns:wpg="http://schemas.microsoft.com/office/word/2010/wordprocessingGroup" xmlns:wpi="http://schemas.microsoft.com/office/word/2010/wordprocessingInk" xmlns:wne="http://schemas.microsoft.com/office/word/2006/wordml" xmlns:wps="http://schemas.microsoft.com/office/word/2010/wordprocessingShape" mc:Ignorable="w14 w15 w16se w16cid w16 w16cex w16sdtdh w16du wp14">
+<w:footnotes xmlns:wpc="http://schemas.microsoft.com/office/word/2010/wordprocessingCanvas" xmlns:cx="http://schemas.microsoft.com/office/drawing/2014/chartex" xmlns:cx1="http://schemas.microsoft.com/office/drawing/2015/9/8/chartex" xmlns:cx2="http://schemas.microsoft.com/office/drawing/2015/10/21/chartex" xmlns:cx3="http://schemas.microsoft.com/office/drawing/2016/5/9/chartex" xmlns:cx4="http://schemas.microsoft.com/office/drawing/2016/5/10/chartex" xmlns:cx5="http://schemas.microsoft.com/office/drawing/2016/5/11/chartex" xmlns:cx6="http://schemas.microsoft.com/office/drawing/2016/5/12/chartex" xmlns:cx7="http://schemas.microsoft.com/office/drawing/2016/5/13/chartex" xmlns:cx8="http://schemas.microsoft.com/office/drawing/2016/5/14/chartex" xmlns:mc="http://schemas.openxmlformats.org/markup-compatibility/2006" xmlns:aink="http://schemas.microsoft.com/office/drawing/2016/ink" xmlns:am3d="http://schemas.microsoft.com/office/drawing/2017/model3d" xmlns:o="urn:schemas-microsoft-com:office:office" xmlns:oel="http://schemas.microsoft.com/office/2019/extlst" xmlns:r="http://schemas.openxmlformats.org/officeDocument/2006/relationships" xmlns:m="http://schemas.openxmlformats.org/officeDocument/2006/math" xmlns:v="urn:schemas-microsoft-com:vml" xmlns:wp14="http://schemas.microsoft.com/office/word/2010/wordprocessingDrawing" xmlns:wp="http://schemas.openxmlformats.org/drawingml/2006/wordprocessingDrawing" xmlns:w10="urn:schemas-microsoft-com:office:word" xmlns:w="http://schemas.openxmlformats.org/wordprocessingml/2006/main" xmlns:w14="http://schemas.microsoft.com/office/word/2010/wordml" xmlns:w15="http://schemas.microsoft.com/office/word/2012/wordml" xmlns:w16cex="http://schemas.microsoft.com/office/word/2018/wordml/cex" xmlns:w16cid="http://schemas.microsoft.com/office/word/2016/wordml/cid" xmlns:w16="http://schemas.microsoft.com/office/word/2018/wordml" xmlns:w16du="http://schemas.microsoft.com/office/word/2023/wordml/word16du" xmlns:w16sdtdh="http://schemas.microsoft.com/office/word/2020/wordml/sdtdatahash" xmlns:w16sdtfl="http://schemas.microsoft.com/office/word/2024/wordml/sdtformatlock" xmlns:w16se="http://schemas.microsoft.com/office/word/2015/wordml/symex" xmlns:wpg="http://schemas.microsoft.com/office/word/2010/wordprocessingGroup" xmlns:wpi="http://schemas.microsoft.com/office/word/2010/wordprocessingInk" xmlns:wne="http://schemas.microsoft.com/office/word/2006/wordml" xmlns:wps="http://schemas.microsoft.com/office/word/2010/wordprocessingShape" mc:Ignorable="w14 w15 w16se w16cid w16 w16cex w16sdtdh w16sdtfl w16du wp14">
   <w:footnote w:type="separator" w:id="-1">
     <w:p>
       <w:r>
@@ -1831,7 +2083,7 @@
 </file>
 
 <file path=word/header1.xml><?xml version="1.0" encoding="utf-8"?>
-<w:hdr xmlns:wpc="http://schemas.microsoft.com/office/word/2010/wordprocessingCanvas" xmlns:cx="http://schemas.microsoft.com/office/drawing/2014/chartex" xmlns:cx1="http://schemas.microsoft.com/office/drawing/2015/9/8/chartex" xmlns:cx2="http://schemas.microsoft.com/office/drawing/2015/10/21/chartex" xmlns:cx3="http://schemas.microsoft.com/office/drawing/2016/5/9/chartex" xmlns:cx4="http://schemas.microsoft.com/office/drawing/2016/5/10/chartex" xmlns:cx5="http://schemas.microsoft.com/office/drawing/2016/5/11/chartex" xmlns:cx6="http://schemas.microsoft.com/office/drawing/2016/5/12/chartex" xmlns:cx7="http://schemas.microsoft.com/office/drawing/2016/5/13/chartex" xmlns:cx8="http://schemas.microsoft.com/office/drawing/2016/5/14/chartex" xmlns:mc="http://schemas.openxmlformats.org/markup-compatibility/2006" xmlns:aink="http://schemas.microsoft.com/office/drawing/2016/ink" xmlns:am3d="http://schemas.microsoft.com/office/drawing/2017/model3d" xmlns:o="urn:schemas-microsoft-com:office:office" xmlns:oel="http://schemas.microsoft.com/office/2019/extlst" xmlns:r="http://schemas.openxmlformats.org/officeDocument/2006/relationships" xmlns:m="http://schemas.openxmlformats.org/officeDocument/2006/math" xmlns:v="urn:schemas-microsoft-com:vml" xmlns:wp14="http://schemas.microsoft.com/office/word/2010/wordprocessingDrawing" xmlns:wp="http://schemas.openxmlformats.org/drawingml/2006/wordprocessingDrawing" xmlns:w10="urn:schemas-microsoft-com:office:word" xmlns:w="http://schemas.openxmlformats.org/wordprocessingml/2006/main" xmlns:w14="http://schemas.microsoft.com/office/word/2010/wordml" xmlns:w15="http://schemas.microsoft.com/office/word/2012/wordml" xmlns:w16cex="http://schemas.microsoft.com/office/word/2018/wordml/cex" xmlns:w16cid="http://schemas.microsoft.com/office/word/2016/wordml/cid" xmlns:w16="http://schemas.microsoft.com/office/word/2018/wordml" xmlns:w16du="http://schemas.microsoft.com/office/word/2023/wordml/word16du" xmlns:w16sdtdh="http://schemas.microsoft.com/office/word/2020/wordml/sdtdatahash" xmlns:w16se="http://schemas.microsoft.com/office/word/2015/wordml/symex" xmlns:wpg="http://schemas.microsoft.com/office/word/2010/wordprocessingGroup" xmlns:wpi="http://schemas.microsoft.com/office/word/2010/wordprocessingInk" xmlns:wne="http://schemas.microsoft.com/office/word/2006/wordml" xmlns:wps="http://schemas.microsoft.com/office/word/2010/wordprocessingShape" mc:Ignorable="w14 w15 w16se w16cid w16 w16cex w16sdtdh w16du wp14">
+<w:hdr xmlns:wpc="http://schemas.microsoft.com/office/word/2010/wordprocessingCanvas" xmlns:cx="http://schemas.microsoft.com/office/drawing/2014/chartex" xmlns:cx1="http://schemas.microsoft.com/office/drawing/2015/9/8/chartex" xmlns:cx2="http://schemas.microsoft.com/office/drawing/2015/10/21/chartex" xmlns:cx3="http://schemas.microsoft.com/office/drawing/2016/5/9/chartex" xmlns:cx4="http://schemas.microsoft.com/office/drawing/2016/5/10/chartex" xmlns:cx5="http://schemas.microsoft.com/office/drawing/2016/5/11/chartex" xmlns:cx6="http://schemas.microsoft.com/office/drawing/2016/5/12/chartex" xmlns:cx7="http://schemas.microsoft.com/office/drawing/2016/5/13/chartex" xmlns:cx8="http://schemas.microsoft.com/office/drawing/2016/5/14/chartex" xmlns:mc="http://schemas.openxmlformats.org/markup-compatibility/2006" xmlns:aink="http://schemas.microsoft.com/office/drawing/2016/ink" xmlns:am3d="http://schemas.microsoft.com/office/drawing/2017/model3d" xmlns:o="urn:schemas-microsoft-com:office:office" xmlns:oel="http://schemas.microsoft.com/office/2019/extlst" xmlns:r="http://schemas.openxmlformats.org/officeDocument/2006/relationships" xmlns:m="http://schemas.openxmlformats.org/officeDocument/2006/math" xmlns:v="urn:schemas-microsoft-com:vml" xmlns:wp14="http://schemas.microsoft.com/office/word/2010/wordprocessingDrawing" xmlns:wp="http://schemas.openxmlformats.org/drawingml/2006/wordprocessingDrawing" xmlns:w10="urn:schemas-microsoft-com:office:word" xmlns:w="http://schemas.openxmlformats.org/wordprocessingml/2006/main" xmlns:w14="http://schemas.microsoft.com/office/word/2010/wordml" xmlns:w15="http://schemas.microsoft.com/office/word/2012/wordml" xmlns:w16cex="http://schemas.microsoft.com/office/word/2018/wordml/cex" xmlns:w16cid="http://schemas.microsoft.com/office/word/2016/wordml/cid" xmlns:w16="http://schemas.microsoft.com/office/word/2018/wordml" xmlns:w16du="http://schemas.microsoft.com/office/word/2023/wordml/word16du" xmlns:w16sdtdh="http://schemas.microsoft.com/office/word/2020/wordml/sdtdatahash" xmlns:w16sdtfl="http://schemas.microsoft.com/office/word/2024/wordml/sdtformatlock" xmlns:w16se="http://schemas.microsoft.com/office/word/2015/wordml/symex" xmlns:wpg="http://schemas.microsoft.com/office/word/2010/wordprocessingGroup" xmlns:wpi="http://schemas.microsoft.com/office/word/2010/wordprocessingInk" xmlns:wne="http://schemas.microsoft.com/office/word/2006/wordml" xmlns:wps="http://schemas.microsoft.com/office/word/2010/wordprocessingShape" mc:Ignorable="w14 w15 w16se w16cid w16 w16cex w16sdtdh w16sdtfl w16du wp14">
   <w:p>
     <w:pPr>
       <w:pStyle w:val="Header"/>
@@ -1850,14 +2102,20 @@
       <w:rPr>
         <w:rFonts w:ascii="Georgia" w:hAnsi="Georgia"/>
       </w:rPr>
-      <w:t>July 23, 2024</w:t>
+      <w:t>June 20</w:t>
+    </w:r>
+    <w:r>
+      <w:rPr>
+        <w:rFonts w:ascii="Georgia" w:hAnsi="Georgia"/>
+      </w:rPr>
+      <w:t>, 2026</w:t>
     </w:r>
   </w:p>
 </w:hdr>
 </file>
 
 <file path=word/numbering.xml><?xml version="1.0" encoding="utf-8"?>
-<w:numbering xmlns:wpc="http://schemas.microsoft.com/office/word/2010/wordprocessingCanvas" xmlns:cx="http://schemas.microsoft.com/office/drawing/2014/chartex" xmlns:cx1="http://schemas.microsoft.com/office/drawing/2015/9/8/chartex" xmlns:cx2="http://schemas.microsoft.com/office/drawing/2015/10/21/chartex" xmlns:cx3="http://schemas.microsoft.com/office/drawing/2016/5/9/chartex" xmlns:cx4="http://schemas.microsoft.com/office/drawing/2016/5/10/chartex" xmlns:cx5="http://schemas.microsoft.com/office/drawing/2016/5/11/chartex" xmlns:cx6="http://schemas.microsoft.com/office/drawing/2016/5/12/chartex" xmlns:cx7="http://schemas.microsoft.com/office/drawing/2016/5/13/chartex" xmlns:cx8="http://schemas.microsoft.com/office/drawing/2016/5/14/chartex" xmlns:mc="http://schemas.openxmlformats.org/markup-compatibility/2006" xmlns:aink="http://schemas.microsoft.com/office/drawing/2016/ink" xmlns:am3d="http://schemas.microsoft.com/office/drawing/2017/model3d" xmlns:o="urn:schemas-microsoft-com:office:office" xmlns:oel="http://schemas.microsoft.com/office/2019/extlst" xmlns:r="http://schemas.openxmlformats.org/officeDocument/2006/relationships" xmlns:m="http://schemas.openxmlformats.org/officeDocument/2006/math" xmlns:v="urn:schemas-microsoft-com:vml" xmlns:wp14="http://schemas.microsoft.com/office/word/2010/wordprocessingDrawing" xmlns:wp="http://schemas.openxmlformats.org/drawingml/2006/wordprocessingDrawing" xmlns:w10="urn:schemas-microsoft-com:office:word" xmlns:w="http://schemas.openxmlformats.org/wordprocessingml/2006/main" xmlns:w14="http://schemas.microsoft.com/office/word/2010/wordml" xmlns:w15="http://schemas.microsoft.com/office/word/2012/wordml" xmlns:w16cex="http://schemas.microsoft.com/office/word/2018/wordml/cex" xmlns:w16cid="http://schemas.microsoft.com/office/word/2016/wordml/cid" xmlns:w16="http://schemas.microsoft.com/office/word/2018/wordml" xmlns:w16du="http://schemas.microsoft.com/office/word/2023/wordml/word16du" xmlns:w16sdtdh="http://schemas.microsoft.com/office/word/2020/wordml/sdtdatahash" xmlns:w16se="http://schemas.microsoft.com/office/word/2015/wordml/symex" xmlns:wpg="http://schemas.microsoft.com/office/word/2010/wordprocessingGroup" xmlns:wpi="http://schemas.microsoft.com/office/word/2010/wordprocessingInk" xmlns:wne="http://schemas.microsoft.com/office/word/2006/wordml" xmlns:wps="http://schemas.microsoft.com/office/word/2010/wordprocessingShape" mc:Ignorable="w14 w15 w16se w16cid w16 w16cex w16sdtdh w16du wp14">
+<w:numbering xmlns:wpc="http://schemas.microsoft.com/office/word/2010/wordprocessingCanvas" xmlns:cx="http://schemas.microsoft.com/office/drawing/2014/chartex" xmlns:cx1="http://schemas.microsoft.com/office/drawing/2015/9/8/chartex" xmlns:cx2="http://schemas.microsoft.com/office/drawing/2015/10/21/chartex" xmlns:cx3="http://schemas.microsoft.com/office/drawing/2016/5/9/chartex" xmlns:cx4="http://schemas.microsoft.com/office/drawing/2016/5/10/chartex" xmlns:cx5="http://schemas.microsoft.com/office/drawing/2016/5/11/chartex" xmlns:cx6="http://schemas.microsoft.com/office/drawing/2016/5/12/chartex" xmlns:cx7="http://schemas.microsoft.com/office/drawing/2016/5/13/chartex" xmlns:cx8="http://schemas.microsoft.com/office/drawing/2016/5/14/chartex" xmlns:mc="http://schemas.openxmlformats.org/markup-compatibility/2006" xmlns:aink="http://schemas.microsoft.com/office/drawing/2016/ink" xmlns:am3d="http://schemas.microsoft.com/office/drawing/2017/model3d" xmlns:o="urn:schemas-microsoft-com:office:office" xmlns:oel="http://schemas.microsoft.com/office/2019/extlst" xmlns:r="http://schemas.openxmlformats.org/officeDocument/2006/relationships" xmlns:m="http://schemas.openxmlformats.org/officeDocument/2006/math" xmlns:v="urn:schemas-microsoft-com:vml" xmlns:wp14="http://schemas.microsoft.com/office/word/2010/wordprocessingDrawing" xmlns:wp="http://schemas.openxmlformats.org/drawingml/2006/wordprocessingDrawing" xmlns:w10="urn:schemas-microsoft-com:office:word" xmlns:w="http://schemas.openxmlformats.org/wordprocessingml/2006/main" xmlns:w14="http://schemas.microsoft.com/office/word/2010/wordml" xmlns:w15="http://schemas.microsoft.com/office/word/2012/wordml" xmlns:w16cex="http://schemas.microsoft.com/office/word/2018/wordml/cex" xmlns:w16cid="http://schemas.microsoft.com/office/word/2016/wordml/cid" xmlns:w16="http://schemas.microsoft.com/office/word/2018/wordml" xmlns:w16du="http://schemas.microsoft.com/office/word/2023/wordml/word16du" xmlns:w16sdtdh="http://schemas.microsoft.com/office/word/2020/wordml/sdtdatahash" xmlns:w16sdtfl="http://schemas.microsoft.com/office/word/2024/wordml/sdtformatlock" xmlns:w16se="http://schemas.microsoft.com/office/word/2015/wordml/symex" xmlns:wpg="http://schemas.microsoft.com/office/word/2010/wordprocessingGroup" xmlns:wpi="http://schemas.microsoft.com/office/word/2010/wordprocessingInk" xmlns:wne="http://schemas.microsoft.com/office/word/2006/wordml" xmlns:wps="http://schemas.microsoft.com/office/word/2010/wordprocessingShape" mc:Ignorable="w14 w15 w16se w16cid w16 w16cex w16sdtdh w16sdtfl w16du wp14">
   <w:abstractNum w:abstractNumId="0" w15:restartNumberingAfterBreak="0">
     <w:nsid w:val="040858FE"/>
     <w:multiLevelType w:val="hybridMultilevel"/>
@@ -3545,6 +3803,95 @@
     </w:lvl>
   </w:abstractNum>
   <w:abstractNum w:abstractNumId="15" w15:restartNumberingAfterBreak="0">
+    <w:nsid w:val="60B668CB"/>
+    <w:multiLevelType w:val="hybridMultilevel"/>
+    <w:tmpl w:val="E16C75FE"/>
+    <w:lvl w:ilvl="0" w:tplc="E0BE5BB6">
+      <w:start w:val="1"/>
+      <w:numFmt w:val="decimal"/>
+      <w:lvlText w:val="%1."/>
+      <w:lvlJc w:val="left"/>
+      <w:pPr>
+        <w:ind w:left="720" w:hanging="360"/>
+      </w:pPr>
+      <w:rPr>
+        <w:rFonts w:hint="default"/>
+      </w:rPr>
+    </w:lvl>
+    <w:lvl w:ilvl="1" w:tplc="04090019" w:tentative="1">
+      <w:start w:val="1"/>
+      <w:numFmt w:val="lowerLetter"/>
+      <w:lvlText w:val="%2."/>
+      <w:lvlJc w:val="left"/>
+      <w:pPr>
+        <w:ind w:left="1440" w:hanging="360"/>
+      </w:pPr>
+    </w:lvl>
+    <w:lvl w:ilvl="2" w:tplc="0409001B" w:tentative="1">
+      <w:start w:val="1"/>
+      <w:numFmt w:val="lowerRoman"/>
+      <w:lvlText w:val="%3."/>
+      <w:lvlJc w:val="right"/>
+      <w:pPr>
+        <w:ind w:left="2160" w:hanging="180"/>
+      </w:pPr>
+    </w:lvl>
+    <w:lvl w:ilvl="3" w:tplc="0409000F" w:tentative="1">
+      <w:start w:val="1"/>
+      <w:numFmt w:val="decimal"/>
+      <w:lvlText w:val="%4."/>
+      <w:lvlJc w:val="left"/>
+      <w:pPr>
+        <w:ind w:left="2880" w:hanging="360"/>
+      </w:pPr>
+    </w:lvl>
+    <w:lvl w:ilvl="4" w:tplc="04090019" w:tentative="1">
+      <w:start w:val="1"/>
+      <w:numFmt w:val="lowerLetter"/>
+      <w:lvlText w:val="%5."/>
+      <w:lvlJc w:val="left"/>
+      <w:pPr>
+        <w:ind w:left="3600" w:hanging="360"/>
+      </w:pPr>
+    </w:lvl>
+    <w:lvl w:ilvl="5" w:tplc="0409001B" w:tentative="1">
+      <w:start w:val="1"/>
+      <w:numFmt w:val="lowerRoman"/>
+      <w:lvlText w:val="%6."/>
+      <w:lvlJc w:val="right"/>
+      <w:pPr>
+        <w:ind w:left="4320" w:hanging="180"/>
+      </w:pPr>
+    </w:lvl>
+    <w:lvl w:ilvl="6" w:tplc="0409000F" w:tentative="1">
+      <w:start w:val="1"/>
+      <w:numFmt w:val="decimal"/>
+      <w:lvlText w:val="%7."/>
+      <w:lvlJc w:val="left"/>
+      <w:pPr>
+        <w:ind w:left="5040" w:hanging="360"/>
+      </w:pPr>
+    </w:lvl>
+    <w:lvl w:ilvl="7" w:tplc="04090019" w:tentative="1">
+      <w:start w:val="1"/>
+      <w:numFmt w:val="lowerLetter"/>
+      <w:lvlText w:val="%8."/>
+      <w:lvlJc w:val="left"/>
+      <w:pPr>
+        <w:ind w:left="5760" w:hanging="360"/>
+      </w:pPr>
+    </w:lvl>
+    <w:lvl w:ilvl="8" w:tplc="0409001B" w:tentative="1">
+      <w:start w:val="1"/>
+      <w:numFmt w:val="lowerRoman"/>
+      <w:lvlText w:val="%9."/>
+      <w:lvlJc w:val="right"/>
+      <w:pPr>
+        <w:ind w:left="6480" w:hanging="180"/>
+      </w:pPr>
+    </w:lvl>
+  </w:abstractNum>
+  <w:abstractNum w:abstractNumId="16" w15:restartNumberingAfterBreak="0">
     <w:nsid w:val="673648B1"/>
     <w:multiLevelType w:val="hybridMultilevel"/>
     <w:tmpl w:val="34505742"/>
@@ -3633,7 +3980,7 @@
       </w:pPr>
     </w:lvl>
   </w:abstractNum>
-  <w:abstractNum w:abstractNumId="16" w15:restartNumberingAfterBreak="0">
+  <w:abstractNum w:abstractNumId="17" w15:restartNumberingAfterBreak="0">
     <w:nsid w:val="69C5072C"/>
     <w:multiLevelType w:val="hybridMultilevel"/>
     <w:tmpl w:val="909429F4"/>
@@ -3722,7 +4069,7 @@
       </w:pPr>
     </w:lvl>
   </w:abstractNum>
-  <w:abstractNum w:abstractNumId="17" w15:restartNumberingAfterBreak="0">
+  <w:abstractNum w:abstractNumId="18" w15:restartNumberingAfterBreak="0">
     <w:nsid w:val="6CCE7311"/>
     <w:multiLevelType w:val="hybridMultilevel"/>
     <w:tmpl w:val="EFCE6162"/>
@@ -3862,7 +4209,7 @@
       </w:rPr>
     </w:lvl>
   </w:abstractNum>
-  <w:abstractNum w:abstractNumId="18" w15:restartNumberingAfterBreak="0">
+  <w:abstractNum w:abstractNumId="19" w15:restartNumberingAfterBreak="0">
     <w:nsid w:val="72D63C6D"/>
     <w:multiLevelType w:val="hybridMultilevel"/>
     <w:tmpl w:val="909429F4"/>
@@ -3951,7 +4298,7 @@
       </w:pPr>
     </w:lvl>
   </w:abstractNum>
-  <w:abstractNum w:abstractNumId="19" w15:restartNumberingAfterBreak="0">
+  <w:abstractNum w:abstractNumId="20" w15:restartNumberingAfterBreak="0">
     <w:nsid w:val="77B76E4E"/>
     <w:multiLevelType w:val="hybridMultilevel"/>
     <w:tmpl w:val="BFF848CC"/>
@@ -4040,7 +4387,7 @@
       </w:pPr>
     </w:lvl>
   </w:abstractNum>
-  <w:abstractNum w:abstractNumId="20" w15:restartNumberingAfterBreak="0">
+  <w:abstractNum w:abstractNumId="21" w15:restartNumberingAfterBreak="0">
     <w:nsid w:val="7FA119AB"/>
     <w:multiLevelType w:val="hybridMultilevel"/>
     <w:tmpl w:val="DBF02FE0"/>
@@ -4142,7 +4489,7 @@
     <w:abstractNumId w:val="9"/>
   </w:num>
   <w:num w:numId="5" w16cid:durableId="1159426111">
-    <w:abstractNumId w:val="17"/>
+    <w:abstractNumId w:val="18"/>
   </w:num>
   <w:num w:numId="6" w16cid:durableId="1091582583">
     <w:abstractNumId w:val="6"/>
@@ -4166,13 +4513,13 @@
     <w:abstractNumId w:val="1"/>
   </w:num>
   <w:num w:numId="13" w16cid:durableId="650790847">
-    <w:abstractNumId w:val="18"/>
+    <w:abstractNumId w:val="19"/>
   </w:num>
   <w:num w:numId="14" w16cid:durableId="922448924">
-    <w:abstractNumId w:val="16"/>
+    <w:abstractNumId w:val="17"/>
   </w:num>
   <w:num w:numId="15" w16cid:durableId="1820344872">
-    <w:abstractNumId w:val="20"/>
+    <w:abstractNumId w:val="21"/>
   </w:num>
   <w:num w:numId="16" w16cid:durableId="756711329">
     <w:abstractNumId w:val="4"/>
@@ -4181,22 +4528,25 @@
     <w:abstractNumId w:val="2"/>
   </w:num>
   <w:num w:numId="18" w16cid:durableId="1912228585">
-    <w:abstractNumId w:val="19"/>
+    <w:abstractNumId w:val="20"/>
   </w:num>
   <w:num w:numId="19" w16cid:durableId="526720249">
     <w:abstractNumId w:val="8"/>
   </w:num>
   <w:num w:numId="20" w16cid:durableId="58990104">
-    <w:abstractNumId w:val="15"/>
+    <w:abstractNumId w:val="16"/>
   </w:num>
   <w:num w:numId="21" w16cid:durableId="277103728">
     <w:abstractNumId w:val="5"/>
+  </w:num>
+  <w:num w:numId="22" w16cid:durableId="2028435269">
+    <w:abstractNumId w:val="15"/>
   </w:num>
 </w:numbering>
 </file>
 
 <file path=word/styles.xml><?xml version="1.0" encoding="utf-8"?>
-<w:styles xmlns:mc="http://schemas.openxmlformats.org/markup-compatibility/2006" xmlns:r="http://schemas.openxmlformats.org/officeDocument/2006/relationships" xmlns:w="http://schemas.openxmlformats.org/wordprocessingml/2006/main" xmlns:w14="http://schemas.microsoft.com/office/word/2010/wordml" xmlns:w15="http://schemas.microsoft.com/office/word/2012/wordml" xmlns:w16cex="http://schemas.microsoft.com/office/word/2018/wordml/cex" xmlns:w16cid="http://schemas.microsoft.com/office/word/2016/wordml/cid" xmlns:w16="http://schemas.microsoft.com/office/word/2018/wordml" xmlns:w16du="http://schemas.microsoft.com/office/word/2023/wordml/word16du" xmlns:w16sdtdh="http://schemas.microsoft.com/office/word/2020/wordml/sdtdatahash" xmlns:w16se="http://schemas.microsoft.com/office/word/2015/wordml/symex" mc:Ignorable="w14 w15 w16se w16cid w16 w16cex w16sdtdh w16du">
+<w:styles xmlns:mc="http://schemas.openxmlformats.org/markup-compatibility/2006" xmlns:r="http://schemas.openxmlformats.org/officeDocument/2006/relationships" xmlns:w="http://schemas.openxmlformats.org/wordprocessingml/2006/main" xmlns:w14="http://schemas.microsoft.com/office/word/2010/wordml" xmlns:w15="http://schemas.microsoft.com/office/word/2012/wordml" xmlns:w16cex="http://schemas.microsoft.com/office/word/2018/wordml/cex" xmlns:w16cid="http://schemas.microsoft.com/office/word/2016/wordml/cid" xmlns:w16="http://schemas.microsoft.com/office/word/2018/wordml" xmlns:w16du="http://schemas.microsoft.com/office/word/2023/wordml/word16du" xmlns:w16sdtdh="http://schemas.microsoft.com/office/word/2020/wordml/sdtdatahash" xmlns:w16sdtfl="http://schemas.microsoft.com/office/word/2024/wordml/sdtformatlock" xmlns:w16se="http://schemas.microsoft.com/office/word/2015/wordml/symex" mc:Ignorable="w14 w15 w16se w16cid w16 w16cex w16sdtdh w16sdtfl w16du">
   <w:docDefaults>
     <w:rPrDefault>
       <w:rPr>

--- a/files/CV.docx
+++ b/files/CV.docx
@@ -57,7 +57,7 @@
           <w:sz w:val="24"/>
           <w:szCs w:val="16"/>
         </w:rPr>
-        <w:t>,  brantjwalker.co</w:t>
+        <w:t xml:space="preserve">,  </w:t>
       </w:r>
       <w:r>
         <w:rPr>
@@ -67,7 +67,7 @@
           <w:sz w:val="24"/>
           <w:szCs w:val="16"/>
         </w:rPr>
-        <w:t>m</w:t>
+        <w:t>brantjwalker.github.io</w:t>
       </w:r>
     </w:p>
     <w:p>
@@ -408,21 +408,7 @@
           <w:rFonts w:ascii="Georgia" w:hAnsi="Georgia" w:cstheme="minorHAnsi"/>
           <w:bCs/>
         </w:rPr>
-        <w:t>26</w:t>
-      </w:r>
-      <w:r>
-        <w:rPr>
-          <w:rFonts w:ascii="Georgia" w:hAnsi="Georgia" w:cstheme="minorHAnsi"/>
-          <w:bCs/>
-        </w:rPr>
-        <w:t xml:space="preserve"> – </w:t>
-      </w:r>
-      <w:r>
-        <w:rPr>
-          <w:rFonts w:ascii="Georgia" w:hAnsi="Georgia" w:cstheme="minorHAnsi"/>
-          <w:bCs/>
-        </w:rPr>
-        <w:t>2027</w:t>
+        <w:t>26 – 2027</w:t>
       </w:r>
     </w:p>
     <w:p>
@@ -699,513 +685,6 @@
         <w:pStyle w:val="Heading1"/>
         <w:rPr>
           <w:rFonts w:ascii="Georgia" w:hAnsi="Georgia" w:cstheme="minorHAnsi"/>
-        </w:rPr>
-      </w:pPr>
-    </w:p>
-    <w:p>
-      <w:pPr>
-        <w:pStyle w:val="Heading1"/>
-        <w:rPr>
-          <w:rFonts w:ascii="Georgia" w:hAnsi="Georgia" w:cstheme="minorHAnsi"/>
-        </w:rPr>
-      </w:pPr>
-      <w:r>
-        <w:rPr>
-          <w:rFonts w:ascii="Georgia" w:hAnsi="Georgia" w:cstheme="minorHAnsi"/>
-        </w:rPr>
-        <w:t>Experience</w:t>
-      </w:r>
-    </w:p>
-    <w:p>
-      <w:pPr>
-        <w:rPr>
-          <w:rFonts w:ascii="Georgia" w:hAnsi="Georgia" w:cstheme="minorHAnsi"/>
-        </w:rPr>
-      </w:pPr>
-    </w:p>
-    <w:p>
-      <w:pPr>
-        <w:tabs>
-          <w:tab w:val="right" w:pos="9356"/>
-        </w:tabs>
-        <w:rPr>
-          <w:rFonts w:ascii="Georgia" w:hAnsi="Georgia" w:cstheme="minorHAnsi"/>
-        </w:rPr>
-      </w:pPr>
-      <w:r>
-        <w:rPr>
-          <w:rFonts w:ascii="Georgia" w:hAnsi="Georgia" w:cstheme="minorHAnsi"/>
-          <w:b/>
-          <w:bCs/>
-        </w:rPr>
-        <w:t>University of California, Berkeley &amp;</w:t>
-      </w:r>
-      <w:r>
-        <w:rPr>
-          <w:rFonts w:ascii="Georgia" w:hAnsi="Georgia" w:cstheme="minorHAnsi"/>
-          <w:b/>
-          <w:bCs/>
-        </w:rPr>
-        <w:tab/>
-      </w:r>
-      <w:r>
-        <w:rPr>
-          <w:rFonts w:ascii="Georgia" w:hAnsi="Georgia" w:cstheme="minorHAnsi"/>
-        </w:rPr>
-        <w:t xml:space="preserve">2023 – </w:t>
-      </w:r>
-      <w:r>
-        <w:rPr>
-          <w:rFonts w:ascii="Georgia" w:hAnsi="Georgia" w:cstheme="minorHAnsi"/>
-        </w:rPr>
-        <w:t>2024</w:t>
-      </w:r>
-      <w:r>
-        <w:rPr>
-          <w:rFonts w:ascii="Georgia" w:hAnsi="Georgia" w:cstheme="minorHAnsi"/>
-        </w:rPr>
-        <w:tab/>
-        <w:t xml:space="preserve"> </w:t>
-      </w:r>
-      <w:r>
-        <w:rPr>
-          <w:rFonts w:ascii="Georgia" w:hAnsi="Georgia" w:cstheme="minorHAnsi"/>
-        </w:rPr>
-        <w:t xml:space="preserve"> </w:t>
-      </w:r>
-    </w:p>
-    <w:p>
-      <w:pPr>
-        <w:tabs>
-          <w:tab w:val="right" w:pos="9356"/>
-        </w:tabs>
-        <w:rPr>
-          <w:rFonts w:ascii="Georgia" w:hAnsi="Georgia" w:cstheme="minorHAnsi"/>
-          <w:b/>
-          <w:bCs/>
-        </w:rPr>
-      </w:pPr>
-      <w:r>
-        <w:rPr>
-          <w:rFonts w:ascii="Georgia" w:hAnsi="Georgia" w:cstheme="minorHAnsi"/>
-          <w:b/>
-          <w:bCs/>
-        </w:rPr>
-        <w:t xml:space="preserve">National Bureau of Economic Research </w:t>
-      </w:r>
-    </w:p>
-    <w:p>
-      <w:pPr>
-        <w:tabs>
-          <w:tab w:val="right" w:pos="9356"/>
-        </w:tabs>
-        <w:rPr>
-          <w:rFonts w:ascii="Georgia" w:hAnsi="Georgia" w:cstheme="minorHAnsi"/>
-          <w:i/>
-          <w:iCs/>
-        </w:rPr>
-      </w:pPr>
-      <w:r>
-        <w:rPr>
-          <w:rFonts w:ascii="Georgia" w:hAnsi="Georgia" w:cstheme="minorHAnsi"/>
-          <w:i/>
-          <w:iCs/>
-        </w:rPr>
-        <w:t>Pre-doctoral Research Fellow</w:t>
-      </w:r>
-    </w:p>
-    <w:p>
-      <w:pPr>
-        <w:tabs>
-          <w:tab w:val="right" w:pos="9356"/>
-        </w:tabs>
-        <w:rPr>
-          <w:rFonts w:ascii="Georgia" w:hAnsi="Georgia" w:cstheme="minorHAnsi"/>
-          <w:b/>
-          <w:bCs/>
-        </w:rPr>
-      </w:pPr>
-    </w:p>
-    <w:p>
-      <w:pPr>
-        <w:tabs>
-          <w:tab w:val="right" w:pos="9356"/>
-        </w:tabs>
-        <w:rPr>
-          <w:rFonts w:ascii="Georgia" w:hAnsi="Georgia" w:cstheme="minorHAnsi"/>
-        </w:rPr>
-      </w:pPr>
-      <w:r>
-        <w:rPr>
-          <w:rFonts w:ascii="Georgia" w:hAnsi="Georgia" w:cstheme="minorHAnsi"/>
-          <w:b/>
-          <w:bCs/>
-        </w:rPr>
-        <w:t>Stanford Institute for Economic Policy Research</w:t>
-      </w:r>
-      <w:r>
-        <w:rPr>
-          <w:rFonts w:ascii="Georgia" w:hAnsi="Georgia" w:cstheme="minorHAnsi"/>
-        </w:rPr>
-        <w:tab/>
-      </w:r>
-      <w:r>
-        <w:rPr>
-          <w:rFonts w:ascii="Georgia" w:hAnsi="Georgia" w:cstheme="minorHAnsi"/>
-        </w:rPr>
-        <w:t>2022 –</w:t>
-      </w:r>
-      <w:r>
-        <w:rPr>
-          <w:rFonts w:ascii="Georgia" w:hAnsi="Georgia" w:cstheme="minorHAnsi"/>
-        </w:rPr>
-        <w:t xml:space="preserve"> </w:t>
-      </w:r>
-      <w:r>
-        <w:rPr>
-          <w:rFonts w:ascii="Georgia" w:hAnsi="Georgia" w:cstheme="minorHAnsi"/>
-        </w:rPr>
-        <w:t>2023</w:t>
-      </w:r>
-      <w:r>
-        <w:rPr>
-          <w:rFonts w:ascii="Georgia" w:hAnsi="Georgia" w:cstheme="minorHAnsi"/>
-        </w:rPr>
-        <w:t xml:space="preserve"> </w:t>
-      </w:r>
-    </w:p>
-    <w:p>
-      <w:pPr>
-        <w:tabs>
-          <w:tab w:val="right" w:pos="9000"/>
-        </w:tabs>
-        <w:rPr>
-          <w:rFonts w:ascii="Georgia" w:hAnsi="Georgia" w:cstheme="minorHAnsi"/>
-        </w:rPr>
-      </w:pPr>
-      <w:r>
-        <w:rPr>
-          <w:rFonts w:ascii="Georgia" w:hAnsi="Georgia" w:cstheme="minorHAnsi"/>
-          <w:i/>
-          <w:iCs/>
-        </w:rPr>
-        <w:t>Research Fellow</w:t>
-      </w:r>
-    </w:p>
-    <w:p>
-      <w:pPr>
-        <w:tabs>
-          <w:tab w:val="right" w:pos="9000"/>
-        </w:tabs>
-        <w:rPr>
-          <w:rFonts w:ascii="Georgia" w:hAnsi="Georgia" w:cstheme="minorHAnsi"/>
-        </w:rPr>
-      </w:pPr>
-    </w:p>
-    <w:p>
-      <w:pPr>
-        <w:tabs>
-          <w:tab w:val="right" w:pos="9356"/>
-        </w:tabs>
-        <w:rPr>
-          <w:rFonts w:ascii="Georgia" w:hAnsi="Georgia" w:cstheme="minorHAnsi"/>
-        </w:rPr>
-      </w:pPr>
-      <w:r>
-        <w:rPr>
-          <w:rFonts w:ascii="Georgia" w:hAnsi="Georgia" w:cstheme="minorHAnsi"/>
-          <w:b/>
-          <w:bCs/>
-        </w:rPr>
-        <w:t>Universit</w:t>
-      </w:r>
-      <w:r>
-        <w:rPr>
-          <w:rFonts w:ascii="Georgia" w:hAnsi="Georgia" w:cstheme="minorHAnsi"/>
-          <w:b/>
-          <w:bCs/>
-        </w:rPr>
-        <w:t>y of</w:t>
-      </w:r>
-      <w:r>
-        <w:rPr>
-          <w:rFonts w:ascii="Georgia" w:hAnsi="Georgia" w:cstheme="minorHAnsi"/>
-          <w:b/>
-          <w:bCs/>
-        </w:rPr>
-        <w:t xml:space="preserve"> Mannheim</w:t>
-      </w:r>
-      <w:r>
-        <w:rPr>
-          <w:rFonts w:ascii="Georgia" w:hAnsi="Georgia" w:cstheme="minorHAnsi"/>
-        </w:rPr>
-        <w:tab/>
-      </w:r>
-      <w:r>
-        <w:rPr>
-          <w:rFonts w:ascii="Georgia" w:hAnsi="Georgia" w:cstheme="minorHAnsi"/>
-        </w:rPr>
-        <w:t>2021 –</w:t>
-      </w:r>
-      <w:r>
-        <w:rPr>
-          <w:rFonts w:ascii="Georgia" w:hAnsi="Georgia" w:cstheme="minorHAnsi"/>
-        </w:rPr>
-        <w:t xml:space="preserve"> </w:t>
-      </w:r>
-      <w:r>
-        <w:rPr>
-          <w:rFonts w:ascii="Georgia" w:hAnsi="Georgia" w:cstheme="minorHAnsi"/>
-        </w:rPr>
-        <w:t>2022</w:t>
-      </w:r>
-    </w:p>
-    <w:p>
-      <w:pPr>
-        <w:rPr>
-          <w:rFonts w:ascii="Georgia" w:hAnsi="Georgia" w:cstheme="minorHAnsi"/>
-        </w:rPr>
-      </w:pPr>
-      <w:r>
-        <w:rPr>
-          <w:rFonts w:ascii="Georgia" w:hAnsi="Georgia" w:cstheme="minorHAnsi"/>
-          <w:i/>
-          <w:iCs/>
-        </w:rPr>
-        <w:t>Fulbright Research Fellow</w:t>
-      </w:r>
-      <w:r>
-        <w:rPr>
-          <w:rFonts w:ascii="Georgia" w:hAnsi="Georgia" w:cstheme="minorHAnsi"/>
-        </w:rPr>
-        <w:tab/>
-      </w:r>
-    </w:p>
-    <w:p>
-      <w:pPr>
-        <w:tabs>
-          <w:tab w:val="left" w:pos="720"/>
-          <w:tab w:val="right" w:pos="9000"/>
-        </w:tabs>
-        <w:rPr>
-          <w:rFonts w:ascii="Georgia" w:hAnsi="Georgia" w:cstheme="minorHAnsi"/>
-          <w:bCs/>
-        </w:rPr>
-      </w:pPr>
-    </w:p>
-    <w:p>
-      <w:pPr>
-        <w:tabs>
-          <w:tab w:val="right" w:pos="9356"/>
-        </w:tabs>
-        <w:rPr>
-          <w:rFonts w:ascii="Georgia" w:hAnsi="Georgia" w:cstheme="minorHAnsi"/>
-        </w:rPr>
-      </w:pPr>
-      <w:r>
-        <w:rPr>
-          <w:rFonts w:ascii="Georgia" w:hAnsi="Georgia" w:cstheme="minorHAnsi"/>
-          <w:b/>
-          <w:bCs/>
-        </w:rPr>
-        <w:t>University of Iowa Public Policy Center</w:t>
-      </w:r>
-      <w:r>
-        <w:rPr>
-          <w:rFonts w:ascii="Georgia" w:hAnsi="Georgia" w:cstheme="minorHAnsi"/>
-        </w:rPr>
-        <w:t xml:space="preserve"> &amp;</w:t>
-      </w:r>
-      <w:r>
-        <w:rPr>
-          <w:rFonts w:ascii="Georgia" w:hAnsi="Georgia" w:cstheme="minorHAnsi"/>
-        </w:rPr>
-        <w:tab/>
-        <w:t xml:space="preserve">2020 </w:t>
-      </w:r>
-      <w:r>
-        <w:rPr>
-          <w:rFonts w:ascii="Georgia" w:hAnsi="Georgia" w:cstheme="minorHAnsi"/>
-        </w:rPr>
-        <w:t>–</w:t>
-      </w:r>
-      <w:r>
-        <w:rPr>
-          <w:rFonts w:ascii="Georgia" w:hAnsi="Georgia" w:cstheme="minorHAnsi"/>
-        </w:rPr>
-        <w:t xml:space="preserve"> </w:t>
-      </w:r>
-      <w:r>
-        <w:rPr>
-          <w:rFonts w:ascii="Georgia" w:hAnsi="Georgia" w:cstheme="minorHAnsi"/>
-        </w:rPr>
-        <w:t>2021</w:t>
-      </w:r>
-    </w:p>
-    <w:p>
-      <w:pPr>
-        <w:tabs>
-          <w:tab w:val="right" w:pos="9356"/>
-        </w:tabs>
-        <w:rPr>
-          <w:rFonts w:ascii="Georgia" w:hAnsi="Georgia"/>
-        </w:rPr>
-      </w:pPr>
-      <w:r>
-        <w:rPr>
-          <w:rFonts w:ascii="Georgia" w:hAnsi="Georgia"/>
-          <w:b/>
-          <w:bCs/>
-        </w:rPr>
-        <w:t xml:space="preserve">Iowa Center for Research by Undergraduates </w:t>
-      </w:r>
-    </w:p>
-    <w:p>
-      <w:pPr>
-        <w:tabs>
-          <w:tab w:val="right" w:pos="9356"/>
-        </w:tabs>
-        <w:rPr>
-          <w:rFonts w:ascii="Georgia" w:hAnsi="Georgia"/>
-          <w:i/>
-          <w:iCs/>
-        </w:rPr>
-      </w:pPr>
-      <w:r>
-        <w:rPr>
-          <w:rFonts w:ascii="Georgia" w:hAnsi="Georgia"/>
-          <w:i/>
-          <w:iCs/>
-        </w:rPr>
-        <w:t>Research Fellow</w:t>
-      </w:r>
-    </w:p>
-    <w:p>
-      <w:pPr>
-        <w:pStyle w:val="Heading1"/>
-        <w:rPr>
-          <w:rFonts w:ascii="Georgia" w:hAnsi="Georgia" w:cstheme="minorHAnsi"/>
-        </w:rPr>
-      </w:pPr>
-    </w:p>
-    <w:p>
-      <w:pPr>
-        <w:pStyle w:val="Heading1"/>
-        <w:rPr>
-          <w:rFonts w:ascii="Georgia" w:hAnsi="Georgia" w:cstheme="minorHAnsi"/>
-        </w:rPr>
-      </w:pPr>
-      <w:r>
-        <w:rPr>
-          <w:rFonts w:ascii="Georgia" w:hAnsi="Georgia" w:cstheme="minorHAnsi"/>
-        </w:rPr>
-        <w:t>Fields of Interest</w:t>
-      </w:r>
-    </w:p>
-    <w:p>
-      <w:pPr>
-        <w:rPr>
-          <w:rFonts w:ascii="Georgia" w:hAnsi="Georgia" w:cstheme="minorHAnsi"/>
-        </w:rPr>
-      </w:pPr>
-    </w:p>
-    <w:p>
-      <w:pPr>
-        <w:tabs>
-          <w:tab w:val="right" w:pos="10773"/>
-        </w:tabs>
-        <w:rPr>
-          <w:rFonts w:ascii="Georgia" w:hAnsi="Georgia"/>
-        </w:rPr>
-      </w:pPr>
-      <w:r>
-        <w:rPr>
-          <w:rFonts w:ascii="Georgia" w:hAnsi="Georgia"/>
-          <w:b/>
-          <w:bCs/>
-        </w:rPr>
-        <w:t>Primary:</w:t>
-      </w:r>
-      <w:r>
-        <w:rPr>
-          <w:rFonts w:ascii="Georgia" w:hAnsi="Georgia"/>
-        </w:rPr>
-        <w:t xml:space="preserve"> </w:t>
-      </w:r>
-      <w:r>
-        <w:rPr>
-          <w:rFonts w:ascii="Georgia" w:hAnsi="Georgia"/>
-        </w:rPr>
-        <w:t>Environmental</w:t>
-      </w:r>
-      <w:r>
-        <w:rPr>
-          <w:rFonts w:ascii="Georgia" w:hAnsi="Georgia"/>
-        </w:rPr>
-        <w:t>/Public</w:t>
-      </w:r>
-      <w:r>
-        <w:rPr>
-          <w:rFonts w:ascii="Georgia" w:hAnsi="Georgia"/>
-        </w:rPr>
-        <w:t xml:space="preserve"> </w:t>
-      </w:r>
-      <w:r>
-        <w:rPr>
-          <w:rFonts w:ascii="Georgia" w:hAnsi="Georgia"/>
-        </w:rPr>
-        <w:t xml:space="preserve">Economics, </w:t>
-      </w:r>
-      <w:r>
-        <w:rPr>
-          <w:rFonts w:ascii="Georgia" w:hAnsi="Georgia"/>
-        </w:rPr>
-        <w:t>Trade</w:t>
-      </w:r>
-      <w:r>
-        <w:rPr>
-          <w:rFonts w:ascii="Georgia" w:hAnsi="Georgia"/>
-        </w:rPr>
-        <w:t>, Industrial Organization</w:t>
-      </w:r>
-    </w:p>
-    <w:p>
-      <w:pPr>
-        <w:tabs>
-          <w:tab w:val="right" w:pos="10773"/>
-        </w:tabs>
-        <w:rPr>
-          <w:rFonts w:ascii="Georgia" w:hAnsi="Georgia"/>
-        </w:rPr>
-      </w:pPr>
-    </w:p>
-    <w:p>
-      <w:pPr>
-        <w:tabs>
-          <w:tab w:val="right" w:pos="10773"/>
-        </w:tabs>
-        <w:rPr>
-          <w:rFonts w:ascii="Georgia" w:hAnsi="Georgia"/>
-        </w:rPr>
-      </w:pPr>
-    </w:p>
-    <w:p>
-      <w:pPr>
-        <w:tabs>
-          <w:tab w:val="right" w:pos="10773"/>
-        </w:tabs>
-        <w:rPr>
-          <w:rFonts w:ascii="Georgia" w:hAnsi="Georgia"/>
-        </w:rPr>
-      </w:pPr>
-    </w:p>
-    <w:p>
-      <w:pPr>
-        <w:tabs>
-          <w:tab w:val="right" w:pos="10773"/>
-        </w:tabs>
-        <w:rPr>
-          <w:rFonts w:ascii="Georgia" w:hAnsi="Georgia"/>
         </w:rPr>
       </w:pPr>
     </w:p>
@@ -1299,13 +778,7 @@
         <w:rPr>
           <w:rFonts w:ascii="Georgia" w:hAnsi="Georgia"/>
         </w:rPr>
-        <w:t xml:space="preserve"> </w:t>
-      </w:r>
-      <w:r>
-        <w:rPr>
-          <w:rFonts w:ascii="Georgia" w:hAnsi="Georgia"/>
-        </w:rPr>
-        <w:t>W</w:t>
+        <w:t xml:space="preserve"> W</w:t>
       </w:r>
       <w:r>
         <w:rPr>
@@ -1425,244 +898,421 @@
     </w:p>
     <w:p>
       <w:pPr>
-        <w:tabs>
-          <w:tab w:val="right" w:pos="10773"/>
+        <w:pStyle w:val="Heading1"/>
+        <w:rPr>
+          <w:rFonts w:ascii="Georgia" w:hAnsi="Georgia" w:cstheme="minorHAnsi"/>
+        </w:rPr>
+      </w:pPr>
+    </w:p>
+    <w:p>
+      <w:pPr>
+        <w:pStyle w:val="Heading1"/>
+        <w:rPr>
+          <w:rFonts w:ascii="Georgia" w:hAnsi="Georgia" w:cstheme="minorHAnsi"/>
+        </w:rPr>
+      </w:pPr>
+      <w:r>
+        <w:rPr>
+          <w:rFonts w:ascii="Georgia" w:hAnsi="Georgia" w:cstheme="minorHAnsi"/>
+        </w:rPr>
+        <w:t>Experience</w:t>
+      </w:r>
+    </w:p>
+    <w:p>
+      <w:pPr>
+        <w:rPr>
+          <w:rFonts w:ascii="Georgia" w:hAnsi="Georgia" w:cstheme="minorHAnsi"/>
+        </w:rPr>
+      </w:pPr>
+    </w:p>
+    <w:p>
+      <w:pPr>
+        <w:tabs>
+          <w:tab w:val="right" w:pos="9356"/>
+        </w:tabs>
+        <w:rPr>
+          <w:rFonts w:ascii="Georgia" w:hAnsi="Georgia" w:cstheme="minorHAnsi"/>
+        </w:rPr>
+      </w:pPr>
+      <w:r>
+        <w:rPr>
+          <w:rFonts w:ascii="Georgia" w:hAnsi="Georgia" w:cstheme="minorHAnsi"/>
+          <w:b/>
+          <w:bCs/>
+        </w:rPr>
+        <w:t>Harvard University, Harvard Kennedy School</w:t>
+      </w:r>
+      <w:r>
+        <w:rPr>
+          <w:rFonts w:ascii="Georgia" w:hAnsi="Georgia" w:cstheme="minorHAnsi"/>
+          <w:b/>
+          <w:bCs/>
+        </w:rPr>
+        <w:tab/>
+      </w:r>
+      <w:r>
+        <w:rPr>
+          <w:rFonts w:ascii="Georgia" w:hAnsi="Georgia" w:cstheme="minorHAnsi"/>
+        </w:rPr>
+        <w:t>Fall 2026</w:t>
+      </w:r>
+      <w:r>
+        <w:rPr>
+          <w:rFonts w:ascii="Georgia" w:hAnsi="Georgia" w:cstheme="minorHAnsi"/>
+        </w:rPr>
+        <w:tab/>
+        <w:t xml:space="preserve">  </w:t>
+      </w:r>
+    </w:p>
+    <w:p>
+      <w:pPr>
+        <w:tabs>
+          <w:tab w:val="right" w:pos="9356"/>
+        </w:tabs>
+        <w:rPr>
+          <w:rFonts w:ascii="Georgia" w:hAnsi="Georgia" w:cstheme="minorHAnsi"/>
+          <w:i/>
+          <w:iCs/>
+        </w:rPr>
+      </w:pPr>
+      <w:r>
+        <w:rPr>
+          <w:rFonts w:ascii="Georgia" w:hAnsi="Georgia" w:cstheme="minorHAnsi"/>
+          <w:i/>
+          <w:iCs/>
+        </w:rPr>
+        <w:t>Visiting Ph.D. Student</w:t>
+      </w:r>
+    </w:p>
+    <w:p>
+      <w:pPr>
+        <w:tabs>
+          <w:tab w:val="right" w:pos="9356"/>
+        </w:tabs>
+        <w:rPr>
+          <w:rFonts w:ascii="Georgia" w:hAnsi="Georgia" w:cstheme="minorHAnsi"/>
+          <w:b/>
+          <w:bCs/>
+        </w:rPr>
+      </w:pPr>
+    </w:p>
+    <w:p>
+      <w:pPr>
+        <w:tabs>
+          <w:tab w:val="right" w:pos="9356"/>
+        </w:tabs>
+        <w:rPr>
+          <w:rFonts w:ascii="Georgia" w:hAnsi="Georgia" w:cstheme="minorHAnsi"/>
+        </w:rPr>
+      </w:pPr>
+      <w:r>
+        <w:rPr>
+          <w:rFonts w:ascii="Georgia" w:hAnsi="Georgia" w:cstheme="minorHAnsi"/>
+          <w:b/>
+          <w:bCs/>
+        </w:rPr>
+        <w:t>University of California, Berkeley &amp;</w:t>
+      </w:r>
+      <w:r>
+        <w:rPr>
+          <w:rFonts w:ascii="Georgia" w:hAnsi="Georgia" w:cstheme="minorHAnsi"/>
+          <w:b/>
+          <w:bCs/>
+        </w:rPr>
+        <w:tab/>
+      </w:r>
+      <w:r>
+        <w:rPr>
+          <w:rFonts w:ascii="Georgia" w:hAnsi="Georgia" w:cstheme="minorHAnsi"/>
+        </w:rPr>
+        <w:t xml:space="preserve">2023 – </w:t>
+      </w:r>
+      <w:r>
+        <w:rPr>
+          <w:rFonts w:ascii="Georgia" w:hAnsi="Georgia" w:cstheme="minorHAnsi"/>
+        </w:rPr>
+        <w:t>2024</w:t>
+      </w:r>
+      <w:r>
+        <w:rPr>
+          <w:rFonts w:ascii="Georgia" w:hAnsi="Georgia" w:cstheme="minorHAnsi"/>
+        </w:rPr>
+        <w:tab/>
+        <w:t xml:space="preserve"> </w:t>
+      </w:r>
+      <w:r>
+        <w:rPr>
+          <w:rFonts w:ascii="Georgia" w:hAnsi="Georgia" w:cstheme="minorHAnsi"/>
+        </w:rPr>
+        <w:t xml:space="preserve"> </w:t>
+      </w:r>
+    </w:p>
+    <w:p>
+      <w:pPr>
+        <w:tabs>
+          <w:tab w:val="right" w:pos="9356"/>
+        </w:tabs>
+        <w:rPr>
+          <w:rFonts w:ascii="Georgia" w:hAnsi="Georgia" w:cstheme="minorHAnsi"/>
+          <w:b/>
+          <w:bCs/>
+        </w:rPr>
+      </w:pPr>
+      <w:r>
+        <w:rPr>
+          <w:rFonts w:ascii="Georgia" w:hAnsi="Georgia" w:cstheme="minorHAnsi"/>
+          <w:b/>
+          <w:bCs/>
+        </w:rPr>
+        <w:t xml:space="preserve">National Bureau of Economic Research </w:t>
+      </w:r>
+    </w:p>
+    <w:p>
+      <w:pPr>
+        <w:tabs>
+          <w:tab w:val="right" w:pos="9356"/>
+        </w:tabs>
+        <w:rPr>
+          <w:rFonts w:ascii="Georgia" w:hAnsi="Georgia" w:cstheme="minorHAnsi"/>
+          <w:i/>
+          <w:iCs/>
+        </w:rPr>
+      </w:pPr>
+      <w:r>
+        <w:rPr>
+          <w:rFonts w:ascii="Georgia" w:hAnsi="Georgia" w:cstheme="minorHAnsi"/>
+          <w:i/>
+          <w:iCs/>
+        </w:rPr>
+        <w:t>Pre-doctoral Research Fellow</w:t>
+      </w:r>
+    </w:p>
+    <w:p>
+      <w:pPr>
+        <w:tabs>
+          <w:tab w:val="right" w:pos="9356"/>
+        </w:tabs>
+        <w:rPr>
+          <w:rFonts w:ascii="Georgia" w:hAnsi="Georgia" w:cstheme="minorHAnsi"/>
+          <w:b/>
+          <w:bCs/>
+        </w:rPr>
+      </w:pPr>
+    </w:p>
+    <w:p>
+      <w:pPr>
+        <w:tabs>
+          <w:tab w:val="right" w:pos="9356"/>
+        </w:tabs>
+        <w:rPr>
+          <w:rFonts w:ascii="Georgia" w:hAnsi="Georgia" w:cstheme="minorHAnsi"/>
+        </w:rPr>
+      </w:pPr>
+      <w:r>
+        <w:rPr>
+          <w:rFonts w:ascii="Georgia" w:hAnsi="Georgia" w:cstheme="minorHAnsi"/>
+          <w:b/>
+          <w:bCs/>
+        </w:rPr>
+        <w:t>Stanford Institute for Economic Policy Research</w:t>
+      </w:r>
+      <w:r>
+        <w:rPr>
+          <w:rFonts w:ascii="Georgia" w:hAnsi="Georgia" w:cstheme="minorHAnsi"/>
+        </w:rPr>
+        <w:tab/>
+      </w:r>
+      <w:r>
+        <w:rPr>
+          <w:rFonts w:ascii="Georgia" w:hAnsi="Georgia" w:cstheme="minorHAnsi"/>
+        </w:rPr>
+        <w:t>2022 –</w:t>
+      </w:r>
+      <w:r>
+        <w:rPr>
+          <w:rFonts w:ascii="Georgia" w:hAnsi="Georgia" w:cstheme="minorHAnsi"/>
+        </w:rPr>
+        <w:t xml:space="preserve"> </w:t>
+      </w:r>
+      <w:r>
+        <w:rPr>
+          <w:rFonts w:ascii="Georgia" w:hAnsi="Georgia" w:cstheme="minorHAnsi"/>
+        </w:rPr>
+        <w:t>2023</w:t>
+      </w:r>
+      <w:r>
+        <w:rPr>
+          <w:rFonts w:ascii="Georgia" w:hAnsi="Georgia" w:cstheme="minorHAnsi"/>
+        </w:rPr>
+        <w:t xml:space="preserve"> </w:t>
+      </w:r>
+    </w:p>
+    <w:p>
+      <w:pPr>
+        <w:tabs>
+          <w:tab w:val="right" w:pos="9000"/>
+        </w:tabs>
+        <w:rPr>
+          <w:rFonts w:ascii="Georgia" w:hAnsi="Georgia" w:cstheme="minorHAnsi"/>
+        </w:rPr>
+      </w:pPr>
+      <w:r>
+        <w:rPr>
+          <w:rFonts w:ascii="Georgia" w:hAnsi="Georgia" w:cstheme="minorHAnsi"/>
+          <w:i/>
+          <w:iCs/>
+        </w:rPr>
+        <w:t>Research Fellow</w:t>
+      </w:r>
+    </w:p>
+    <w:p>
+      <w:pPr>
+        <w:tabs>
+          <w:tab w:val="right" w:pos="9356"/>
+        </w:tabs>
+        <w:rPr>
+          <w:rFonts w:ascii="Georgia" w:hAnsi="Georgia" w:cstheme="minorHAnsi"/>
+        </w:rPr>
+      </w:pPr>
+      <w:r>
+        <w:rPr>
+          <w:rFonts w:ascii="Georgia" w:hAnsi="Georgia" w:cstheme="minorHAnsi"/>
+          <w:b/>
+          <w:bCs/>
+        </w:rPr>
+        <w:lastRenderedPageBreak/>
+        <w:t>Universit</w:t>
+      </w:r>
+      <w:r>
+        <w:rPr>
+          <w:rFonts w:ascii="Georgia" w:hAnsi="Georgia" w:cstheme="minorHAnsi"/>
+          <w:b/>
+          <w:bCs/>
+        </w:rPr>
+        <w:t>y of</w:t>
+      </w:r>
+      <w:r>
+        <w:rPr>
+          <w:rFonts w:ascii="Georgia" w:hAnsi="Georgia" w:cstheme="minorHAnsi"/>
+          <w:b/>
+          <w:bCs/>
+        </w:rPr>
+        <w:t xml:space="preserve"> Mannheim</w:t>
+      </w:r>
+      <w:r>
+        <w:rPr>
+          <w:rFonts w:ascii="Georgia" w:hAnsi="Georgia" w:cstheme="minorHAnsi"/>
+        </w:rPr>
+        <w:tab/>
+      </w:r>
+      <w:r>
+        <w:rPr>
+          <w:rFonts w:ascii="Georgia" w:hAnsi="Georgia" w:cstheme="minorHAnsi"/>
+        </w:rPr>
+        <w:t>2021 –</w:t>
+      </w:r>
+      <w:r>
+        <w:rPr>
+          <w:rFonts w:ascii="Georgia" w:hAnsi="Georgia" w:cstheme="minorHAnsi"/>
+        </w:rPr>
+        <w:t xml:space="preserve"> </w:t>
+      </w:r>
+      <w:r>
+        <w:rPr>
+          <w:rFonts w:ascii="Georgia" w:hAnsi="Georgia" w:cstheme="minorHAnsi"/>
+        </w:rPr>
+        <w:t>2022</w:t>
+      </w:r>
+    </w:p>
+    <w:p>
+      <w:pPr>
+        <w:rPr>
+          <w:rFonts w:ascii="Georgia" w:hAnsi="Georgia" w:cstheme="minorHAnsi"/>
+        </w:rPr>
+      </w:pPr>
+      <w:r>
+        <w:rPr>
+          <w:rFonts w:ascii="Georgia" w:hAnsi="Georgia" w:cstheme="minorHAnsi"/>
+          <w:i/>
+          <w:iCs/>
+        </w:rPr>
+        <w:t>Fulbright Research Fellow</w:t>
+      </w:r>
+      <w:r>
+        <w:rPr>
+          <w:rFonts w:ascii="Georgia" w:hAnsi="Georgia" w:cstheme="minorHAnsi"/>
+        </w:rPr>
+        <w:tab/>
+      </w:r>
+    </w:p>
+    <w:p>
+      <w:pPr>
+        <w:tabs>
+          <w:tab w:val="left" w:pos="720"/>
+          <w:tab w:val="right" w:pos="9000"/>
+        </w:tabs>
+        <w:rPr>
+          <w:rFonts w:ascii="Georgia" w:hAnsi="Georgia" w:cstheme="minorHAnsi"/>
+          <w:bCs/>
+        </w:rPr>
+      </w:pPr>
+    </w:p>
+    <w:p>
+      <w:pPr>
+        <w:tabs>
+          <w:tab w:val="right" w:pos="9356"/>
+        </w:tabs>
+        <w:rPr>
+          <w:rFonts w:ascii="Georgia" w:hAnsi="Georgia" w:cstheme="minorHAnsi"/>
+        </w:rPr>
+      </w:pPr>
+      <w:r>
+        <w:rPr>
+          <w:rFonts w:ascii="Georgia" w:hAnsi="Georgia" w:cstheme="minorHAnsi"/>
+          <w:b/>
+          <w:bCs/>
+        </w:rPr>
+        <w:t>University of Iowa Public Policy Center</w:t>
+      </w:r>
+      <w:r>
+        <w:rPr>
+          <w:rFonts w:ascii="Georgia" w:hAnsi="Georgia" w:cstheme="minorHAnsi"/>
+        </w:rPr>
+        <w:t xml:space="preserve"> &amp;</w:t>
+      </w:r>
+      <w:r>
+        <w:rPr>
+          <w:rFonts w:ascii="Georgia" w:hAnsi="Georgia" w:cstheme="minorHAnsi"/>
+        </w:rPr>
+        <w:tab/>
+        <w:t xml:space="preserve">2020 </w:t>
+      </w:r>
+      <w:r>
+        <w:rPr>
+          <w:rFonts w:ascii="Georgia" w:hAnsi="Georgia" w:cstheme="minorHAnsi"/>
+        </w:rPr>
+        <w:t>–</w:t>
+      </w:r>
+      <w:r>
+        <w:rPr>
+          <w:rFonts w:ascii="Georgia" w:hAnsi="Georgia" w:cstheme="minorHAnsi"/>
+        </w:rPr>
+        <w:t xml:space="preserve"> </w:t>
+      </w:r>
+      <w:r>
+        <w:rPr>
+          <w:rFonts w:ascii="Georgia" w:hAnsi="Georgia" w:cstheme="minorHAnsi"/>
+        </w:rPr>
+        <w:t>2021</w:t>
+      </w:r>
+    </w:p>
+    <w:p>
+      <w:pPr>
+        <w:tabs>
+          <w:tab w:val="right" w:pos="9356"/>
         </w:tabs>
         <w:rPr>
           <w:rFonts w:ascii="Georgia" w:hAnsi="Georgia"/>
-        </w:rPr>
-      </w:pPr>
-    </w:p>
-    <w:p>
-      <w:pPr>
-        <w:pStyle w:val="ListParagraph"/>
-        <w:tabs>
-          <w:tab w:val="right" w:pos="10773"/>
-        </w:tabs>
-        <w:ind w:left="0"/>
-        <w:rPr>
-          <w:rFonts w:ascii="Georgia" w:hAnsi="Georgia"/>
-        </w:rPr>
-      </w:pPr>
-    </w:p>
-    <w:p>
-      <w:pPr>
-        <w:pStyle w:val="Heading1"/>
-        <w:rPr>
-          <w:rFonts w:ascii="Georgia" w:hAnsi="Georgia" w:cstheme="minorHAnsi"/>
-        </w:rPr>
-      </w:pPr>
-      <w:r>
-        <w:rPr>
-          <w:rFonts w:ascii="Georgia" w:hAnsi="Georgia" w:cstheme="minorHAnsi"/>
-        </w:rPr>
-        <w:t>Presentations</w:t>
-      </w:r>
-    </w:p>
-    <w:p>
-      <w:pPr>
-        <w:rPr>
-          <w:rFonts w:ascii="Georgia" w:hAnsi="Georgia" w:cstheme="minorHAnsi"/>
-        </w:rPr>
-      </w:pPr>
-    </w:p>
-    <w:p>
-      <w:pPr>
-        <w:tabs>
-          <w:tab w:val="right" w:pos="8640"/>
-        </w:tabs>
-        <w:rPr>
-          <w:rFonts w:ascii="Georgia" w:hAnsi="Georgia" w:cstheme="minorHAnsi"/>
-          <w:bCs/>
-        </w:rPr>
-      </w:pPr>
-      <w:r>
-        <w:rPr>
-          <w:rFonts w:ascii="Georgia" w:hAnsi="Georgia" w:cstheme="minorHAnsi"/>
-          <w:b/>
-        </w:rPr>
-        <w:t xml:space="preserve">2025: </w:t>
-      </w:r>
-      <w:r>
-        <w:rPr>
-          <w:rFonts w:ascii="Georgia" w:hAnsi="Georgia" w:cstheme="minorHAnsi"/>
-          <w:bCs/>
-        </w:rPr>
-        <w:t>Social Cost of Water Pollution Conference, Yale University</w:t>
-      </w:r>
-    </w:p>
-    <w:p>
-      <w:pPr>
-        <w:tabs>
-          <w:tab w:val="right" w:pos="8640"/>
-        </w:tabs>
-        <w:rPr>
-          <w:rFonts w:ascii="Georgia" w:hAnsi="Georgia" w:cstheme="minorHAnsi"/>
-          <w:bCs/>
-        </w:rPr>
-      </w:pPr>
-      <w:r>
-        <w:rPr>
-          <w:rFonts w:ascii="Georgia" w:hAnsi="Georgia" w:cstheme="minorHAnsi"/>
-          <w:b/>
-        </w:rPr>
-        <w:t xml:space="preserve">2023: </w:t>
-      </w:r>
-      <w:r>
-        <w:rPr>
-          <w:rFonts w:ascii="Georgia" w:hAnsi="Georgia" w:cstheme="minorHAnsi"/>
-          <w:bCs/>
-        </w:rPr>
-        <w:t>Southern Economic Association</w:t>
-      </w:r>
-    </w:p>
-    <w:p>
-      <w:pPr>
-        <w:tabs>
-          <w:tab w:val="right" w:pos="8640"/>
-        </w:tabs>
-        <w:rPr>
-          <w:rFonts w:ascii="Georgia" w:hAnsi="Georgia" w:cstheme="minorHAnsi"/>
-          <w:bCs/>
-        </w:rPr>
-      </w:pPr>
-      <w:r>
-        <w:rPr>
-          <w:rFonts w:ascii="Georgia" w:hAnsi="Georgia" w:cstheme="minorHAnsi"/>
-          <w:b/>
-        </w:rPr>
-        <w:t>2022:</w:t>
-      </w:r>
-      <w:r>
-        <w:rPr>
-          <w:rFonts w:ascii="Georgia" w:hAnsi="Georgia" w:cstheme="minorHAnsi"/>
-          <w:bCs/>
-        </w:rPr>
-        <w:t xml:space="preserve"> Universit</w:t>
-      </w:r>
-      <w:r>
-        <w:rPr>
-          <w:rFonts w:ascii="Georgia" w:hAnsi="Georgia" w:cstheme="minorHAnsi"/>
-          <w:bCs/>
-        </w:rPr>
-        <w:t>y of</w:t>
-      </w:r>
-      <w:r>
-        <w:rPr>
-          <w:rFonts w:ascii="Georgia" w:hAnsi="Georgia" w:cstheme="minorHAnsi"/>
-          <w:bCs/>
-        </w:rPr>
-        <w:t xml:space="preserve"> Mannheim</w:t>
-      </w:r>
-    </w:p>
-    <w:p>
-      <w:pPr>
-        <w:tabs>
-          <w:tab w:val="right" w:pos="8640"/>
-        </w:tabs>
-        <w:rPr>
-          <w:rFonts w:ascii="Georgia" w:hAnsi="Georgia" w:cstheme="minorHAnsi"/>
-          <w:bCs/>
-        </w:rPr>
-      </w:pPr>
-      <w:r>
-        <w:rPr>
-          <w:rFonts w:ascii="Georgia" w:hAnsi="Georgia" w:cstheme="minorHAnsi"/>
-          <w:b/>
-        </w:rPr>
-        <w:t>2021:</w:t>
-      </w:r>
-      <w:r>
-        <w:rPr>
-          <w:rFonts w:ascii="Georgia" w:hAnsi="Georgia" w:cstheme="minorHAnsi"/>
-          <w:bCs/>
-        </w:rPr>
-        <w:t xml:space="preserve"> </w:t>
-      </w:r>
-      <w:r>
-        <w:rPr>
-          <w:rFonts w:ascii="Georgia" w:hAnsi="Georgia" w:cstheme="minorHAnsi"/>
-          <w:bCs/>
-        </w:rPr>
-        <w:t>Midwestern Economic Association</w:t>
-      </w:r>
-      <w:r>
-        <w:rPr>
-          <w:rFonts w:ascii="Georgia" w:hAnsi="Georgia" w:cstheme="minorHAnsi"/>
-          <w:bCs/>
-        </w:rPr>
-        <w:t xml:space="preserve">, University of Iowa </w:t>
-      </w:r>
-    </w:p>
-    <w:p>
-      <w:pPr>
-        <w:tabs>
-          <w:tab w:val="right" w:pos="8640"/>
-        </w:tabs>
-        <w:rPr>
-          <w:rFonts w:ascii="Georgia" w:hAnsi="Georgia" w:cstheme="minorHAnsi"/>
-          <w:bCs/>
-        </w:rPr>
-      </w:pPr>
-      <w:r>
-        <w:rPr>
-          <w:rFonts w:ascii="Georgia" w:hAnsi="Georgia" w:cstheme="minorHAnsi"/>
-          <w:b/>
-        </w:rPr>
-        <w:t xml:space="preserve">2020: </w:t>
-      </w:r>
-      <w:r>
-        <w:rPr>
-          <w:rFonts w:ascii="Georgia" w:hAnsi="Georgia" w:cstheme="minorHAnsi"/>
-          <w:bCs/>
-        </w:rPr>
-        <w:t>Western Economic Association</w:t>
-      </w:r>
-      <w:r>
-        <w:rPr>
-          <w:rFonts w:ascii="Georgia" w:hAnsi="Georgia" w:cstheme="minorHAnsi"/>
-          <w:bCs/>
-        </w:rPr>
-        <w:t>, University of Iowa</w:t>
-      </w:r>
-    </w:p>
-    <w:p>
-      <w:pPr>
-        <w:rPr>
-          <w:rFonts w:ascii="Georgia" w:hAnsi="Georgia" w:cstheme="minorHAnsi"/>
-          <w:bCs/>
-        </w:rPr>
-      </w:pPr>
-    </w:p>
-    <w:p>
-      <w:pPr>
-        <w:pStyle w:val="Heading1"/>
-        <w:rPr>
-          <w:rFonts w:ascii="Georgia" w:hAnsi="Georgia"/>
-        </w:rPr>
-      </w:pPr>
-      <w:r>
-        <w:rPr>
-          <w:rFonts w:ascii="Georgia" w:hAnsi="Georgia"/>
-        </w:rPr>
-        <w:t>Skills</w:t>
-      </w:r>
-    </w:p>
-    <w:p>
-      <w:pPr>
-        <w:rPr>
-          <w:rFonts w:ascii="Georgia" w:hAnsi="Georgia" w:cstheme="minorHAnsi"/>
-          <w:bCs/>
-        </w:rPr>
-      </w:pPr>
-    </w:p>
-    <w:p>
-      <w:pPr>
-        <w:tabs>
-          <w:tab w:val="right" w:pos="10773"/>
-        </w:tabs>
-        <w:rPr>
-          <w:rFonts w:ascii="Georgia" w:hAnsi="Georgia" w:cstheme="minorHAnsi"/>
         </w:rPr>
       </w:pPr>
       <w:r>
@@ -1671,50 +1321,57 @@
           <w:b/>
           <w:bCs/>
         </w:rPr>
-        <w:t>Programming Skills:</w:t>
-      </w:r>
-      <w:r>
+        <w:t xml:space="preserve">Iowa Center for Research by Undergraduates </w:t>
+      </w:r>
+    </w:p>
+    <w:p>
+      <w:pPr>
+        <w:tabs>
+          <w:tab w:val="right" w:pos="9356"/>
+        </w:tabs>
         <w:rPr>
           <w:rFonts w:ascii="Georgia" w:hAnsi="Georgia"/>
-        </w:rPr>
-        <w:t xml:space="preserve"> </w:t>
-      </w:r>
+          <w:i/>
+          <w:iCs/>
+        </w:rPr>
+      </w:pPr>
       <w:r>
         <w:rPr>
           <w:rFonts w:ascii="Georgia" w:hAnsi="Georgia"/>
-        </w:rPr>
-        <w:t xml:space="preserve">Python, R, Stata, Google Earth Engine, Google Cloud, </w:t>
-      </w:r>
-      <w:r>
-        <w:rPr>
-          <w:rFonts w:ascii="Georgia" w:hAnsi="Georgia" w:cstheme="minorHAnsi"/>
-        </w:rPr>
-        <w:t xml:space="preserve">QGIS, </w:t>
-      </w:r>
-      <w:r>
-        <w:rPr>
-          <w:rFonts w:ascii="Georgia" w:hAnsi="Georgia" w:cstheme="minorHAnsi"/>
-        </w:rPr>
-        <w:t xml:space="preserve">Knitro, </w:t>
-      </w:r>
-      <w:r>
-        <w:rPr>
-          <w:rFonts w:ascii="Georgia" w:hAnsi="Georgia" w:cstheme="minorHAnsi"/>
-        </w:rPr>
-        <w:t xml:space="preserve">LaTeX (proficient), MATLAB, </w:t>
-      </w:r>
-      <w:r>
-        <w:rPr>
-          <w:rFonts w:ascii="Georgia" w:hAnsi="Georgia" w:cstheme="minorHAnsi"/>
-        </w:rPr>
-        <w:t>Fortran, AMPL</w:t>
-      </w:r>
-      <w:r>
-        <w:rPr>
-          <w:rFonts w:ascii="Georgia" w:hAnsi="Georgia" w:cstheme="minorHAnsi"/>
-        </w:rPr>
-        <w:t xml:space="preserve"> (adequate)</w:t>
-      </w:r>
+          <w:i/>
+          <w:iCs/>
+        </w:rPr>
+        <w:t>Research Fellow</w:t>
+      </w:r>
+    </w:p>
+    <w:p>
+      <w:pPr>
+        <w:pStyle w:val="Heading1"/>
+        <w:rPr>
+          <w:rFonts w:ascii="Georgia" w:hAnsi="Georgia" w:cstheme="minorHAnsi"/>
+        </w:rPr>
+      </w:pPr>
+    </w:p>
+    <w:p>
+      <w:pPr>
+        <w:pStyle w:val="Heading1"/>
+        <w:rPr>
+          <w:rFonts w:ascii="Georgia" w:hAnsi="Georgia" w:cstheme="minorHAnsi"/>
+        </w:rPr>
+      </w:pPr>
+      <w:r>
+        <w:rPr>
+          <w:rFonts w:ascii="Georgia" w:hAnsi="Georgia" w:cstheme="minorHAnsi"/>
+        </w:rPr>
+        <w:t>Fields of Interest</w:t>
+      </w:r>
+    </w:p>
+    <w:p>
+      <w:pPr>
+        <w:rPr>
+          <w:rFonts w:ascii="Georgia" w:hAnsi="Georgia" w:cstheme="minorHAnsi"/>
+        </w:rPr>
+      </w:pPr>
     </w:p>
     <w:p>
       <w:pPr>
@@ -1722,72 +1379,7 @@
           <w:tab w:val="right" w:pos="10773"/>
         </w:tabs>
         <w:rPr>
-          <w:rFonts w:ascii="Georgia" w:hAnsi="Georgia" w:cstheme="minorHAnsi"/>
-        </w:rPr>
-      </w:pPr>
-    </w:p>
-    <w:p>
-      <w:pPr>
-        <w:tabs>
-          <w:tab w:val="right" w:pos="10773"/>
-        </w:tabs>
-        <w:rPr>
-          <w:rFonts w:ascii="Georgia" w:hAnsi="Georgia" w:cstheme="minorHAnsi"/>
-        </w:rPr>
-      </w:pPr>
-      <w:r>
-        <w:rPr>
-          <w:rFonts w:ascii="Georgia" w:hAnsi="Georgia" w:cstheme="minorHAnsi"/>
-          <w:b/>
-          <w:bCs/>
-        </w:rPr>
-        <w:t>Languages:</w:t>
-      </w:r>
-      <w:r>
-        <w:rPr>
-          <w:rFonts w:ascii="Georgia" w:hAnsi="Georgia" w:cstheme="minorHAnsi"/>
-        </w:rPr>
-        <w:t xml:space="preserve"> English (native), German (intermediate)</w:t>
-      </w:r>
-    </w:p>
-    <w:p>
-      <w:pPr>
-        <w:tabs>
-          <w:tab w:val="right" w:pos="10773"/>
-        </w:tabs>
-        <w:rPr>
-          <w:rFonts w:ascii="Georgia" w:hAnsi="Georgia" w:cstheme="minorHAnsi"/>
-        </w:rPr>
-      </w:pPr>
-    </w:p>
-    <w:p>
-      <w:pPr>
-        <w:pStyle w:val="Heading1"/>
-        <w:rPr>
           <w:rFonts w:ascii="Georgia" w:hAnsi="Georgia"/>
-        </w:rPr>
-      </w:pPr>
-      <w:r>
-        <w:rPr>
-          <w:rFonts w:ascii="Georgia" w:hAnsi="Georgia"/>
-        </w:rPr>
-        <w:t>Other</w:t>
-      </w:r>
-    </w:p>
-    <w:p>
-      <w:pPr>
-        <w:rPr>
-          <w:rFonts w:ascii="Georgia" w:hAnsi="Georgia" w:cstheme="minorHAnsi"/>
-          <w:bCs/>
-        </w:rPr>
-      </w:pPr>
-    </w:p>
-    <w:p>
-      <w:pPr>
-        <w:rPr>
-          <w:rFonts w:ascii="Georgia" w:hAnsi="Georgia" w:cstheme="minorHAnsi"/>
-          <w:b/>
-          <w:bCs/>
         </w:rPr>
       </w:pPr>
       <w:r>
@@ -1796,6 +1388,290 @@
           <w:b/>
           <w:bCs/>
         </w:rPr>
+        <w:t>Primary:</w:t>
+      </w:r>
+      <w:r>
+        <w:rPr>
+          <w:rFonts w:ascii="Georgia" w:hAnsi="Georgia"/>
+        </w:rPr>
+        <w:t xml:space="preserve"> </w:t>
+      </w:r>
+      <w:r>
+        <w:rPr>
+          <w:rFonts w:ascii="Georgia" w:hAnsi="Georgia"/>
+        </w:rPr>
+        <w:t>Environmental</w:t>
+      </w:r>
+      <w:r>
+        <w:rPr>
+          <w:rFonts w:ascii="Georgia" w:hAnsi="Georgia"/>
+        </w:rPr>
+        <w:t>/Public</w:t>
+      </w:r>
+      <w:r>
+        <w:rPr>
+          <w:rFonts w:ascii="Georgia" w:hAnsi="Georgia"/>
+        </w:rPr>
+        <w:t xml:space="preserve"> </w:t>
+      </w:r>
+      <w:r>
+        <w:rPr>
+          <w:rFonts w:ascii="Georgia" w:hAnsi="Georgia"/>
+        </w:rPr>
+        <w:t xml:space="preserve">Economics, </w:t>
+      </w:r>
+      <w:r>
+        <w:rPr>
+          <w:rFonts w:ascii="Georgia" w:hAnsi="Georgia"/>
+        </w:rPr>
+        <w:t>Trade</w:t>
+      </w:r>
+      <w:r>
+        <w:rPr>
+          <w:rFonts w:ascii="Georgia" w:hAnsi="Georgia"/>
+        </w:rPr>
+        <w:t>, Industrial Organization</w:t>
+      </w:r>
+    </w:p>
+    <w:p>
+      <w:pPr>
+        <w:pStyle w:val="ListParagraph"/>
+        <w:tabs>
+          <w:tab w:val="right" w:pos="10773"/>
+        </w:tabs>
+        <w:ind w:left="0"/>
+        <w:rPr>
+          <w:rFonts w:ascii="Georgia" w:hAnsi="Georgia"/>
+        </w:rPr>
+      </w:pPr>
+    </w:p>
+    <w:p>
+      <w:pPr>
+        <w:pStyle w:val="Heading1"/>
+        <w:rPr>
+          <w:rFonts w:ascii="Georgia" w:hAnsi="Georgia" w:cstheme="minorHAnsi"/>
+        </w:rPr>
+      </w:pPr>
+      <w:r>
+        <w:rPr>
+          <w:rFonts w:ascii="Georgia" w:hAnsi="Georgia" w:cstheme="minorHAnsi"/>
+        </w:rPr>
+        <w:t>Presentations</w:t>
+      </w:r>
+    </w:p>
+    <w:p>
+      <w:pPr>
+        <w:rPr>
+          <w:rFonts w:ascii="Georgia" w:hAnsi="Georgia" w:cstheme="minorHAnsi"/>
+        </w:rPr>
+      </w:pPr>
+    </w:p>
+    <w:p>
+      <w:pPr>
+        <w:tabs>
+          <w:tab w:val="right" w:pos="8640"/>
+        </w:tabs>
+        <w:rPr>
+          <w:rFonts w:ascii="Georgia" w:hAnsi="Georgia" w:cstheme="minorHAnsi"/>
+          <w:bCs/>
+        </w:rPr>
+      </w:pPr>
+      <w:r>
+        <w:rPr>
+          <w:rFonts w:ascii="Georgia" w:hAnsi="Georgia" w:cstheme="minorHAnsi"/>
+          <w:b/>
+        </w:rPr>
+        <w:t xml:space="preserve">2025: </w:t>
+      </w:r>
+      <w:r>
+        <w:rPr>
+          <w:rFonts w:ascii="Georgia" w:hAnsi="Georgia" w:cstheme="minorHAnsi"/>
+          <w:bCs/>
+        </w:rPr>
+        <w:t>Social Cost of Water Pollution Conference, Yale University</w:t>
+      </w:r>
+    </w:p>
+    <w:p>
+      <w:pPr>
+        <w:tabs>
+          <w:tab w:val="right" w:pos="8640"/>
+        </w:tabs>
+        <w:rPr>
+          <w:rFonts w:ascii="Georgia" w:hAnsi="Georgia" w:cstheme="minorHAnsi"/>
+          <w:bCs/>
+        </w:rPr>
+      </w:pPr>
+      <w:r>
+        <w:rPr>
+          <w:rFonts w:ascii="Georgia" w:hAnsi="Georgia" w:cstheme="minorHAnsi"/>
+          <w:b/>
+        </w:rPr>
+        <w:t xml:space="preserve">2023: </w:t>
+      </w:r>
+      <w:r>
+        <w:rPr>
+          <w:rFonts w:ascii="Georgia" w:hAnsi="Georgia" w:cstheme="minorHAnsi"/>
+          <w:bCs/>
+        </w:rPr>
+        <w:t>Southern Economic Association</w:t>
+      </w:r>
+    </w:p>
+    <w:p>
+      <w:pPr>
+        <w:tabs>
+          <w:tab w:val="right" w:pos="8640"/>
+        </w:tabs>
+        <w:rPr>
+          <w:rFonts w:ascii="Georgia" w:hAnsi="Georgia" w:cstheme="minorHAnsi"/>
+          <w:bCs/>
+        </w:rPr>
+      </w:pPr>
+      <w:r>
+        <w:rPr>
+          <w:rFonts w:ascii="Georgia" w:hAnsi="Georgia" w:cstheme="minorHAnsi"/>
+          <w:b/>
+        </w:rPr>
+        <w:t>2022:</w:t>
+      </w:r>
+      <w:r>
+        <w:rPr>
+          <w:rFonts w:ascii="Georgia" w:hAnsi="Georgia" w:cstheme="minorHAnsi"/>
+          <w:bCs/>
+        </w:rPr>
+        <w:t xml:space="preserve"> Universit</w:t>
+      </w:r>
+      <w:r>
+        <w:rPr>
+          <w:rFonts w:ascii="Georgia" w:hAnsi="Georgia" w:cstheme="minorHAnsi"/>
+          <w:bCs/>
+        </w:rPr>
+        <w:t>y of</w:t>
+      </w:r>
+      <w:r>
+        <w:rPr>
+          <w:rFonts w:ascii="Georgia" w:hAnsi="Georgia" w:cstheme="minorHAnsi"/>
+          <w:bCs/>
+        </w:rPr>
+        <w:t xml:space="preserve"> Mannheim</w:t>
+      </w:r>
+    </w:p>
+    <w:p>
+      <w:pPr>
+        <w:tabs>
+          <w:tab w:val="right" w:pos="8640"/>
+        </w:tabs>
+        <w:rPr>
+          <w:rFonts w:ascii="Georgia" w:hAnsi="Georgia" w:cstheme="minorHAnsi"/>
+          <w:bCs/>
+        </w:rPr>
+      </w:pPr>
+      <w:r>
+        <w:rPr>
+          <w:rFonts w:ascii="Georgia" w:hAnsi="Georgia" w:cstheme="minorHAnsi"/>
+          <w:b/>
+        </w:rPr>
+        <w:t>2021:</w:t>
+      </w:r>
+      <w:r>
+        <w:rPr>
+          <w:rFonts w:ascii="Georgia" w:hAnsi="Georgia" w:cstheme="minorHAnsi"/>
+          <w:bCs/>
+        </w:rPr>
+        <w:t xml:space="preserve"> </w:t>
+      </w:r>
+      <w:r>
+        <w:rPr>
+          <w:rFonts w:ascii="Georgia" w:hAnsi="Georgia" w:cstheme="minorHAnsi"/>
+          <w:bCs/>
+        </w:rPr>
+        <w:t>Midwestern Economic Association</w:t>
+      </w:r>
+      <w:r>
+        <w:rPr>
+          <w:rFonts w:ascii="Georgia" w:hAnsi="Georgia" w:cstheme="minorHAnsi"/>
+          <w:bCs/>
+        </w:rPr>
+        <w:t xml:space="preserve">, University of Iowa </w:t>
+      </w:r>
+    </w:p>
+    <w:p>
+      <w:pPr>
+        <w:tabs>
+          <w:tab w:val="right" w:pos="8640"/>
+        </w:tabs>
+        <w:rPr>
+          <w:rFonts w:ascii="Georgia" w:hAnsi="Georgia" w:cstheme="minorHAnsi"/>
+          <w:bCs/>
+        </w:rPr>
+      </w:pPr>
+      <w:r>
+        <w:rPr>
+          <w:rFonts w:ascii="Georgia" w:hAnsi="Georgia" w:cstheme="minorHAnsi"/>
+          <w:b/>
+        </w:rPr>
+        <w:t xml:space="preserve">2020: </w:t>
+      </w:r>
+      <w:r>
+        <w:rPr>
+          <w:rFonts w:ascii="Georgia" w:hAnsi="Georgia" w:cstheme="minorHAnsi"/>
+          <w:bCs/>
+        </w:rPr>
+        <w:t>Western Economic Association</w:t>
+      </w:r>
+      <w:r>
+        <w:rPr>
+          <w:rFonts w:ascii="Georgia" w:hAnsi="Georgia" w:cstheme="minorHAnsi"/>
+          <w:bCs/>
+        </w:rPr>
+        <w:t>, University of Iowa</w:t>
+      </w:r>
+    </w:p>
+    <w:p>
+      <w:pPr>
+        <w:tabs>
+          <w:tab w:val="right" w:pos="10773"/>
+        </w:tabs>
+        <w:rPr>
+          <w:rFonts w:ascii="Georgia" w:hAnsi="Georgia" w:cstheme="minorHAnsi"/>
+        </w:rPr>
+      </w:pPr>
+    </w:p>
+    <w:p>
+      <w:pPr>
+        <w:pStyle w:val="Heading1"/>
+        <w:rPr>
+          <w:rFonts w:ascii="Georgia" w:hAnsi="Georgia"/>
+        </w:rPr>
+      </w:pPr>
+      <w:r>
+        <w:rPr>
+          <w:rFonts w:ascii="Georgia" w:hAnsi="Georgia"/>
+        </w:rPr>
+        <w:t>Other</w:t>
+      </w:r>
+    </w:p>
+    <w:p>
+      <w:pPr>
+        <w:rPr>
+          <w:rFonts w:ascii="Georgia" w:hAnsi="Georgia" w:cstheme="minorHAnsi"/>
+          <w:bCs/>
+        </w:rPr>
+      </w:pPr>
+    </w:p>
+    <w:p>
+      <w:pPr>
+        <w:rPr>
+          <w:rFonts w:ascii="Georgia" w:hAnsi="Georgia" w:cstheme="minorHAnsi"/>
+          <w:b/>
+          <w:bCs/>
+        </w:rPr>
+      </w:pPr>
+      <w:r>
+        <w:rPr>
+          <w:rFonts w:ascii="Georgia" w:hAnsi="Georgia"/>
+          <w:b/>
+          <w:bCs/>
+        </w:rPr>
         <w:t>Special Sworn Status, US Census Bureau</w:t>
       </w:r>
     </w:p>
@@ -1809,6 +1685,9 @@
     </w:p>
     <w:p>
       <w:pPr>
+        <w:tabs>
+          <w:tab w:val="right" w:pos="10773"/>
+        </w:tabs>
         <w:rPr>
           <w:rFonts w:ascii="Georgia" w:hAnsi="Georgia" w:cstheme="minorHAnsi"/>
         </w:rPr>
@@ -1817,6 +1696,47 @@
         <w:rPr>
           <w:rFonts w:ascii="Georgia" w:hAnsi="Georgia" w:cstheme="minorHAnsi"/>
           <w:b/>
+          <w:bCs/>
+        </w:rPr>
+        <w:t>Languages:</w:t>
+      </w:r>
+      <w:r>
+        <w:rPr>
+          <w:rFonts w:ascii="Georgia" w:hAnsi="Georgia" w:cstheme="minorHAnsi"/>
+        </w:rPr>
+        <w:t xml:space="preserve"> English (native), German</w:t>
+      </w:r>
+      <w:r>
+        <w:rPr>
+          <w:rFonts w:ascii="Georgia" w:hAnsi="Georgia" w:cstheme="minorHAnsi"/>
+        </w:rPr>
+        <w:t xml:space="preserve"> </w:t>
+      </w:r>
+      <w:r>
+        <w:rPr>
+          <w:rFonts w:ascii="Georgia" w:hAnsi="Georgia" w:cstheme="minorHAnsi"/>
+        </w:rPr>
+        <w:t>(intermediate)</w:t>
+      </w:r>
+    </w:p>
+    <w:p>
+      <w:pPr>
+        <w:rPr>
+          <w:rFonts w:ascii="Georgia" w:hAnsi="Georgia" w:cstheme="minorHAnsi"/>
+          <w:b/>
+        </w:rPr>
+      </w:pPr>
+    </w:p>
+    <w:p>
+      <w:pPr>
+        <w:rPr>
+          <w:rFonts w:ascii="Georgia" w:hAnsi="Georgia" w:cstheme="minorHAnsi"/>
+        </w:rPr>
+      </w:pPr>
+      <w:r>
+        <w:rPr>
+          <w:rFonts w:ascii="Georgia" w:hAnsi="Georgia" w:cstheme="minorHAnsi"/>
+          <w:b/>
         </w:rPr>
         <w:t>Non-academic interests:</w:t>
       </w:r>
@@ -1860,21 +1780,7 @@
           <w:rFonts w:ascii="Georgia" w:hAnsi="Georgia" w:cstheme="minorHAnsi"/>
           <w:bCs/>
         </w:rPr>
-        <w:t>s</w:t>
-      </w:r>
-      <w:r>
-        <w:rPr>
-          <w:rFonts w:ascii="Georgia" w:hAnsi="Georgia" w:cstheme="minorHAnsi"/>
-          <w:bCs/>
-        </w:rPr>
-        <w:t>occe</w:t>
-      </w:r>
-      <w:r>
-        <w:rPr>
-          <w:rFonts w:ascii="Georgia" w:hAnsi="Georgia" w:cstheme="minorHAnsi"/>
-          <w:bCs/>
-        </w:rPr>
-        <w:t>r</w:t>
+        <w:t>cycling</w:t>
       </w:r>
       <w:r>
         <w:rPr>
@@ -1889,20 +1795,6 @@
           <w:bCs/>
         </w:rPr>
         <w:t xml:space="preserve">chess, </w:t>
-      </w:r>
-      <w:r>
-        <w:rPr>
-          <w:rFonts w:ascii="Georgia" w:hAnsi="Georgia" w:cstheme="minorHAnsi"/>
-          <w:bCs/>
-        </w:rPr>
-        <w:t>cycling</w:t>
-      </w:r>
-      <w:r>
-        <w:rPr>
-          <w:rFonts w:ascii="Georgia" w:hAnsi="Georgia" w:cstheme="minorHAnsi"/>
-          <w:bCs/>
-        </w:rPr>
-        <w:t xml:space="preserve">, </w:t>
       </w:r>
       <w:r>
         <w:rPr>
@@ -2102,7 +1994,19 @@
       <w:rPr>
         <w:rFonts w:ascii="Georgia" w:hAnsi="Georgia"/>
       </w:rPr>
-      <w:t>June 20</w:t>
+      <w:t>Oct</w:t>
+    </w:r>
+    <w:r>
+      <w:rPr>
+        <w:rFonts w:ascii="Georgia" w:hAnsi="Georgia"/>
+      </w:rPr>
+      <w:t xml:space="preserve"> </w:t>
+    </w:r>
+    <w:r>
+      <w:rPr>
+        <w:rFonts w:ascii="Georgia" w:hAnsi="Georgia"/>
+      </w:rPr>
+      <w:t>16</w:t>
     </w:r>
     <w:r>
       <w:rPr>
@@ -5441,6 +5345,25 @@
 </file>
 
 <file path=customXml/item1.xml><?xml version="1.0" encoding="utf-8"?>
+<p:properties xmlns:p="http://schemas.microsoft.com/office/2006/metadata/properties" xmlns:xsi="http://www.w3.org/2001/XMLSchema-instance" xmlns:pc="http://schemas.microsoft.com/office/infopath/2007/PartnerControls">
+  <documentManagement/>
+</p:properties>
+</file>
+
+<file path=customXml/item2.xml><?xml version="1.0" encoding="utf-8"?>
+<b:Sources xmlns:b="http://schemas.openxmlformats.org/officeDocument/2006/bibliography" xmlns="http://schemas.openxmlformats.org/officeDocument/2006/bibliography" SelectedStyle="\APASixthEditionOfficeOnline.xsl" StyleName="APA" Version="6"/>
+</file>
+
+<file path=customXml/item3.xml><?xml version="1.0" encoding="utf-8"?>
+<?mso-contentType ?>
+<FormTemplates xmlns="http://schemas.microsoft.com/sharepoint/v3/contenttype/forms">
+  <Display>DocumentLibraryForm</Display>
+  <Edit>DocumentLibraryForm</Edit>
+  <New>DocumentLibraryForm</New>
+</FormTemplates>
+</file>
+
+<file path=customXml/item4.xml><?xml version="1.0" encoding="utf-8"?>
 <ct:contentTypeSchema xmlns:ct="http://schemas.microsoft.com/office/2006/metadata/contentType" xmlns:ma="http://schemas.microsoft.com/office/2006/metadata/properties/metaAttributes" ct:_="" ma:_="" ma:contentTypeName="Document" ma:contentTypeID="0x01010083D7F4D96F25C64990F022309C7B11E6" ma:contentTypeVersion="13" ma:contentTypeDescription="Create a new document." ma:contentTypeScope="" ma:versionID="e15c2063e2a74dffa765e7717fc36ac7">
   <xsd:schema xmlns:xsd="http://www.w3.org/2001/XMLSchema" xmlns:xs="http://www.w3.org/2001/XMLSchema" xmlns:p="http://schemas.microsoft.com/office/2006/metadata/properties" xmlns:ns3="dd02b3ea-8547-46cd-9464-52ffdbb2d796" xmlns:ns4="016a393a-6e4e-460b-992d-1f5fd52b1f39" targetNamespace="http://schemas.microsoft.com/office/2006/metadata/properties" ma:root="true" ma:fieldsID="67874d826ce694677a341c6698dcbcb1" ns3:_="" ns4:_="">
     <xsd:import namespace="dd02b3ea-8547-46cd-9464-52ffdbb2d796"/>
@@ -5663,26 +5586,32 @@
 </ct:contentTypeSchema>
 </file>
 
-<file path=customXml/item2.xml><?xml version="1.0" encoding="utf-8"?>
-<?mso-contentType ?>
-<FormTemplates xmlns="http://schemas.microsoft.com/sharepoint/v3/contenttype/forms">
-  <Display>DocumentLibraryForm</Display>
-  <Edit>DocumentLibraryForm</Edit>
-  <New>DocumentLibraryForm</New>
-</FormTemplates>
+<file path=customXml/itemProps1.xml><?xml version="1.0" encoding="utf-8"?>
+<ds:datastoreItem xmlns:ds="http://schemas.openxmlformats.org/officeDocument/2006/customXml" ds:itemID="{CBB24098-24AD-4299-8550-990E68D2B8A8}">
+  <ds:schemaRefs>
+    <ds:schemaRef ds:uri="http://schemas.microsoft.com/office/2006/metadata/properties"/>
+    <ds:schemaRef ds:uri="http://schemas.microsoft.com/office/infopath/2007/PartnerControls"/>
+  </ds:schemaRefs>
+</ds:datastoreItem>
 </file>
 
-<file path=customXml/item3.xml><?xml version="1.0" encoding="utf-8"?>
-<b:Sources xmlns:b="http://schemas.openxmlformats.org/officeDocument/2006/bibliography" xmlns="http://schemas.openxmlformats.org/officeDocument/2006/bibliography" SelectedStyle="\APASixthEditionOfficeOnline.xsl" StyleName="APA" Version="6"/>
+<file path=customXml/itemProps2.xml><?xml version="1.0" encoding="utf-8"?>
+<ds:datastoreItem xmlns:ds="http://schemas.openxmlformats.org/officeDocument/2006/customXml" ds:itemID="{1744E73C-5D55-4EE0-B131-633B212661E0}">
+  <ds:schemaRefs>
+    <ds:schemaRef ds:uri="http://schemas.openxmlformats.org/officeDocument/2006/bibliography"/>
+  </ds:schemaRefs>
+</ds:datastoreItem>
 </file>
 
-<file path=customXml/item4.xml><?xml version="1.0" encoding="utf-8"?>
-<p:properties xmlns:p="http://schemas.microsoft.com/office/2006/metadata/properties" xmlns:xsi="http://www.w3.org/2001/XMLSchema-instance" xmlns:pc="http://schemas.microsoft.com/office/infopath/2007/PartnerControls">
-  <documentManagement/>
-</p:properties>
+<file path=customXml/itemProps3.xml><?xml version="1.0" encoding="utf-8"?>
+<ds:datastoreItem xmlns:ds="http://schemas.openxmlformats.org/officeDocument/2006/customXml" ds:itemID="{806F38BB-4CA5-4143-82AB-FBB16FD306D5}">
+  <ds:schemaRefs>
+    <ds:schemaRef ds:uri="http://schemas.microsoft.com/sharepoint/v3/contenttype/forms"/>
+  </ds:schemaRefs>
+</ds:datastoreItem>
 </file>
 
-<file path=customXml/itemProps1.xml><?xml version="1.0" encoding="utf-8"?>
+<file path=customXml/itemProps4.xml><?xml version="1.0" encoding="utf-8"?>
 <ds:datastoreItem xmlns:ds="http://schemas.openxmlformats.org/officeDocument/2006/customXml" ds:itemID="{013134A3-B484-4D45-B9B2-10EE2523F34C}">
   <ds:schemaRefs>
     <ds:schemaRef ds:uri="http://schemas.microsoft.com/office/2006/metadata/contentType"/>
@@ -5699,29 +5628,4 @@
     <ds:schemaRef ds:uri="http://schemas.microsoft.com/internal/obd"/>
   </ds:schemaRefs>
 </ds:datastoreItem>
-</file>
-
-<file path=customXml/itemProps2.xml><?xml version="1.0" encoding="utf-8"?>
-<ds:datastoreItem xmlns:ds="http://schemas.openxmlformats.org/officeDocument/2006/customXml" ds:itemID="{806F38BB-4CA5-4143-82AB-FBB16FD306D5}">
-  <ds:schemaRefs>
-    <ds:schemaRef ds:uri="http://schemas.microsoft.com/sharepoint/v3/contenttype/forms"/>
-  </ds:schemaRefs>
-</ds:datastoreItem>
-</file>
-
-<file path=customXml/itemProps3.xml><?xml version="1.0" encoding="utf-8"?>
-<ds:datastoreItem xmlns:ds="http://schemas.openxmlformats.org/officeDocument/2006/customXml" ds:itemID="{1744E73C-5D55-4EE0-B131-633B212661E0}">
-  <ds:schemaRefs>
-    <ds:schemaRef ds:uri="http://schemas.openxmlformats.org/officeDocument/2006/bibliography"/>
-  </ds:schemaRefs>
-</ds:datastoreItem>
-</file>
-
-<file path=customXml/itemProps4.xml><?xml version="1.0" encoding="utf-8"?>
-<ds:datastoreItem xmlns:ds="http://schemas.openxmlformats.org/officeDocument/2006/customXml" ds:itemID="{CBB24098-24AD-4299-8550-990E68D2B8A8}">
-  <ds:schemaRefs>
-    <ds:schemaRef ds:uri="http://schemas.microsoft.com/office/2006/metadata/properties"/>
-    <ds:schemaRef ds:uri="http://schemas.microsoft.com/office/infopath/2007/PartnerControls"/>
-  </ds:schemaRefs>
-</ds:datastoreItem>
 </file>